--- a/Fase 2/Evidencias Proyecto/Cayuqueo_Alex_Informe_Final_Fase2_Software_Educativo.docx
+++ b/Fase 2/Evidencias Proyecto/Cayuqueo_Alex_Informe_Final_Fase2_Software_Educativo.docx
@@ -1085,7 +1085,7 @@
           <w:szCs w:val="19"/>
         </w:rPr>
         <w:tab/>
-        <w:t xml:space="preserve">22</w:t>
+        <w:t xml:space="preserve">23</w:t>
       </w:r>
     </w:p>
     <w:p>
@@ -1111,7 +1111,7 @@
           <w:szCs w:val="19"/>
         </w:rPr>
         <w:tab/>
-        <w:t xml:space="preserve">23</w:t>
+        <w:t xml:space="preserve">24</w:t>
       </w:r>
     </w:p>
     <w:p>
@@ -1137,7 +1137,7 @@
           <w:szCs w:val="19"/>
         </w:rPr>
         <w:tab/>
-        <w:t xml:space="preserve">23</w:t>
+        <w:t xml:space="preserve">24</w:t>
       </w:r>
     </w:p>
     <w:p>
@@ -1163,7 +1163,7 @@
           <w:szCs w:val="19"/>
         </w:rPr>
         <w:tab/>
-        <w:t xml:space="preserve">23</w:t>
+        <w:t xml:space="preserve">24</w:t>
       </w:r>
     </w:p>
     <w:p>
@@ -1189,7 +1189,7 @@
           <w:szCs w:val="19"/>
         </w:rPr>
         <w:tab/>
-        <w:t xml:space="preserve">23</w:t>
+        <w:t xml:space="preserve">24</w:t>
       </w:r>
     </w:p>
     <w:p>
@@ -1215,7 +1215,7 @@
           <w:szCs w:val="19"/>
         </w:rPr>
         <w:tab/>
-        <w:t xml:space="preserve">24</w:t>
+        <w:t xml:space="preserve">25</w:t>
       </w:r>
     </w:p>
     <w:p>
@@ -1241,7 +1241,7 @@
           <w:szCs w:val="19"/>
         </w:rPr>
         <w:tab/>
-        <w:t xml:space="preserve">25</w:t>
+        <w:t xml:space="preserve">26</w:t>
       </w:r>
     </w:p>
     <w:p>
@@ -1267,7 +1267,7 @@
           <w:szCs w:val="19"/>
         </w:rPr>
         <w:tab/>
-        <w:t xml:space="preserve">26</w:t>
+        <w:t xml:space="preserve">27</w:t>
       </w:r>
     </w:p>
     <w:p>
@@ -1293,7 +1293,7 @@
           <w:szCs w:val="19"/>
         </w:rPr>
         <w:tab/>
-        <w:t xml:space="preserve">27</w:t>
+        <w:t xml:space="preserve">28</w:t>
       </w:r>
     </w:p>
     <w:p>
@@ -1370,33 +1370,43 @@
         <w:t xml:space="preserve">modo presentación</w:t>
       </w:r>
       <w:r>
-        <w:t xml:space="preserve"> con videos incrustados y cronómetro. La calidad se validó con </w:t>
+        <w:t xml:space="preserve"> con videos incrustados y cronómetro; además, se generó la </w:t>
       </w:r>
       <w:r>
         <w:rPr>
           <w:b/>
           <w:bCs/>
         </w:rPr>
-        <w:t xml:space="preserve">54 pruebas automatizadas</w:t>
-      </w:r>
-      <w:r>
-        <w:t xml:space="preserve"> (unitarias y de seguridad), pruebas de API, de datos y de interfaz, una auditoría de dependencias, </w:t>
+        <w:t xml:space="preserve">aplicación Android</w:t>
+      </w:r>
+      <w:r>
+        <w:t xml:space="preserve"> con Capacitor. La calidad se validó con </w:t>
       </w:r>
       <w:r>
         <w:rPr>
           <w:b/>
           <w:bCs/>
         </w:rPr>
-        <w:t xml:space="preserve">Lighthouse</w:t>
-      </w:r>
-      <w:r>
-        <w:t xml:space="preserve"> (99–100 en rendimiento) y una </w:t>
+        <w:t xml:space="preserve">54 pruebas automatizadas</w:t>
+      </w:r>
+      <w:r>
+        <w:t xml:space="preserve"> (unitarias y de seguridad), pruebas de API, de datos y de interfaz, una auditoría de dependencias, </w:t>
       </w:r>
       <w:r>
         <w:rPr>
           <w:b/>
           <w:bCs/>
         </w:rPr>
+        <w:t xml:space="preserve">Lighthouse</w:t>
+      </w:r>
+      <w:r>
+        <w:t xml:space="preserve"> (99–100 en rendimiento) y una </w:t>
+      </w:r>
+      <w:r>
+        <w:rPr>
+          <w:b/>
+          <w:bCs/>
+        </w:rPr>
         <w:t xml:space="preserve">prueba de carga</w:t>
       </w:r>
       <w:r>
@@ -1492,7 +1502,17 @@
         <w:t xml:space="preserve">presentation mode</w:t>
       </w:r>
       <w:r>
-        <w:t xml:space="preserve"> with embedded videos and a timer. I checked the quality with </w:t>
+        <w:t xml:space="preserve"> with embedded videos and a timer. I also created the </w:t>
+      </w:r>
+      <w:r>
+        <w:rPr>
+          <w:b/>
+          <w:bCs/>
+        </w:rPr>
+        <w:t xml:space="preserve">Android app</w:t>
+      </w:r>
+      <w:r>
+        <w:t xml:space="preserve"> with Capacitor. I checked the quality with </w:t>
       </w:r>
       <w:r>
         <w:rPr>
@@ -2565,20 +2585,7 @@
         <w:jc w:val="both"/>
       </w:pPr>
       <w:r>
-        <w:t xml:space="preserve">El objetivo general se cumple con la aplicación web publicada y adaptable a pantalla interactiva, notebook y celular.</w:t>
-      </w:r>
-    </w:p>
-    <w:p>
-      <w:pPr>
-        <w:spacing w:after="120"/>
-      </w:pPr>
-      <w:r>
-        <w:rPr>
-          <w:b/>
-          <w:bCs/>
-          <w:highlight w:val="yellow"/>
-        </w:rPr>
-        <w:t xml:space="preserve">[COMPLETAR TRAS GENERAR LA APK: «y con la aplicación Android generada con Capacitor (sección 5.12)».]</w:t>
+        <w:t xml:space="preserve">El objetivo general se cumple con la aplicación web publicada y adaptable a pantalla interactiva, notebook y celular, y con la aplicación Android generada con Capacitor (sección 5.12).</w:t>
       </w:r>
     </w:p>
     <w:p>
@@ -3635,7 +3642,7 @@
                 <w:sz w:val="18"/>
                 <w:szCs w:val="18"/>
               </w:rPr>
-              <w:t xml:space="preserve">Aplicación Android, informe final y preparación de la presentación.</w:t>
+              <w:t xml:space="preserve">Aplicación Android con Capacitor (APK de 4,0 MB), informe final y preparación de la presentación.</w:t>
             </w:r>
           </w:p>
         </w:tc>
@@ -3665,7 +3672,7 @@
                 <w:sz w:val="18"/>
                 <w:szCs w:val="18"/>
               </w:rPr>
-              <w:t xml:space="preserve">Este informe.</w:t>
+              <w:t xml:space="preserve">Capturas del paso 17; este informe.</w:t>
             </w:r>
           </w:p>
         </w:tc>
@@ -4794,7 +4801,7 @@
       <w:r>
         <w:drawing>
           <wp:inline distT="0" distB="0" distL="0" distR="0">
-            <wp:extent cx="5486400" cy="2038350"/>
+            <wp:extent cx="5486400" cy="2057400"/>
             <wp:effectExtent t="0" r="0" b="0" l="0"/>
             <wp:docPr id="2" name="despliegue.png" descr="Diagrama de despliegue en producción." title="Diagrama de despliegue en producción."/>
             <wp:cNvGraphicFramePr>
@@ -4819,7 +4826,7 @@
                   <pic:spPr bwMode="auto">
                     <a:xfrm>
                       <a:off x="0" y="0"/>
-                      <a:ext cx="5486400" cy="2038350"/>
+                      <a:ext cx="5486400" cy="2057400"/>
                     </a:xfrm>
                     <a:prstGeom prst="rect">
                       <a:avLst/>
@@ -5250,7 +5257,7 @@
                 <w:sz w:val="18"/>
                 <w:szCs w:val="18"/>
               </w:rPr>
-              <w:t xml:space="preserve">Capacitor 6</w:t>
+              <w:t xml:space="preserve">Capacitor 7</w:t>
             </w:r>
           </w:p>
         </w:tc>
@@ -12236,7 +12243,7 @@
           <w:b/>
           <w:bCs/>
         </w:rPr>
-        <w:t xml:space="preserve">35 commits</w:t>
+        <w:t xml:space="preserve">37 commits</w:t>
       </w:r>
       <w:r>
         <w:t xml:space="preserve"> con mensajes descriptivos, la mayoría con el formato </w:t>
@@ -13408,24 +13415,85 @@
     </w:p>
     <w:p>
       <w:pPr>
-        <w:spacing w:after="120"/>
-      </w:pPr>
+        <w:spacing w:after="120" w:line="264"/>
+        <w:jc w:val="both"/>
+      </w:pPr>
+      <w:r>
+        <w:t xml:space="preserve">Para generarla se agregó la configuración de Capacitor al frontend (identificador </w:t>
+      </w:r>
+      <w:r>
+        <w:rPr>
+          <w:rFonts w:ascii="Consolas" w:cs="Consolas" w:eastAsia="Consolas" w:hAnsi="Consolas"/>
+          <w:sz w:val="18"/>
+          <w:szCs w:val="18"/>
+        </w:rPr>
+        <w:t xml:space="preserve">cl.duocuc.softwareeducativo</w:t>
+      </w:r>
+      <w:r>
+        <w:t xml:space="preserve">) y un archivo </w:t>
+      </w:r>
+      <w:r>
+        <w:rPr>
+          <w:rFonts w:ascii="Consolas" w:cs="Consolas" w:eastAsia="Consolas" w:hAnsi="Consolas"/>
+          <w:sz w:val="18"/>
+          <w:szCs w:val="18"/>
+        </w:rPr>
+        <w:t xml:space="preserve">.env.android</w:t>
+      </w:r>
+      <w:r>
+        <w:t xml:space="preserve"> con la dirección pública de la API, ya que la app no cuenta con el proxy de Vite ni de Vercel. Los scripts </w:t>
+      </w:r>
+      <w:r>
+        <w:rPr>
+          <w:rFonts w:ascii="Consolas" w:cs="Consolas" w:eastAsia="Consolas" w:hAnsi="Consolas"/>
+          <w:sz w:val="18"/>
+          <w:szCs w:val="18"/>
+        </w:rPr>
+        <w:t xml:space="preserve">npm run android:init</w:t>
+      </w:r>
+      <w:r>
+        <w:t xml:space="preserve">, </w:t>
+      </w:r>
+      <w:r>
+        <w:rPr>
+          <w:rFonts w:ascii="Consolas" w:cs="Consolas" w:eastAsia="Consolas" w:hAnsi="Consolas"/>
+          <w:sz w:val="18"/>
+          <w:szCs w:val="18"/>
+        </w:rPr>
+        <w:t xml:space="preserve">npm run build:android</w:t>
+      </w:r>
+      <w:r>
+        <w:t xml:space="preserve"> y </w:t>
+      </w:r>
+      <w:r>
+        <w:rPr>
+          <w:rFonts w:ascii="Consolas" w:cs="Consolas" w:eastAsia="Consolas" w:hAnsi="Consolas"/>
+          <w:sz w:val="18"/>
+          <w:szCs w:val="18"/>
+        </w:rPr>
+        <w:t xml:space="preserve">npm run cap:open</w:t>
+      </w:r>
+      <w:r>
+        <w:t xml:space="preserve"> compilan el frontend, crean o actualizan el proyecto nativo y lo abren en Android Studio, donde se genera la APK (Figura 16).</w:t>
+      </w:r>
+    </w:p>
+    <w:p>
+      <w:pPr>
+        <w:spacing w:after="120" w:line="264"/>
+        <w:jc w:val="both"/>
+      </w:pPr>
+      <w:r>
+        <w:t xml:space="preserve">Durante este paso se presentó una incompatibilidad: Android Studio Rabbit incluye Java 21 y superior, y la versión de Gradle que usa Capacitor 6 no funciona con él. Se resolvió actualizando a </w:t>
+      </w:r>
       <w:r>
         <w:rPr>
           <w:b/>
           <w:bCs/>
-          <w:highlight w:val="yellow"/>
-        </w:rPr>
-        <w:t xml:space="preserve">[COMPLETAR TRAS GENERAR LA APK: pasos realizados, tamaño del archivo, prueba en el dispositivo y captura.]</w:t>
-      </w:r>
-    </w:p>
-    <w:p>
-      <w:pPr>
-        <w:pStyle w:val="Heading1"/>
-        <w:pageBreakBefore/>
-      </w:pPr>
-      <w:r>
-        <w:t xml:space="preserve">6. Evidencias</w:t>
+        </w:rPr>
+        <w:t xml:space="preserve">Capacitor 7</w:t>
+      </w:r>
+      <w:r>
+        <w:t xml:space="preserve"> (Gradle 8.11.1) y seleccionando Java 21 en Android Studio.</w:t>
       </w:r>
     </w:p>
     <w:p>
@@ -13434,2007 +13502,28 @@
         <w:jc w:val="both"/>
       </w:pPr>
       <w:r>
-        <w:t xml:space="preserve">La Tabla 12 relaciona las evidencias comprometidas en la Fase 1 con su resultado final y su ubicación. Todas están disponibles en el repositorio público y en la aplicación en línea.</w:t>
-      </w:r>
-    </w:p>
-    <w:p>
-      <w:pPr>
-        <w:keepNext/>
-        <w:spacing w:after="60" w:before="120"/>
-      </w:pPr>
+        <w:t xml:space="preserve">La APK resultante pesa </w:t>
+      </w:r>
       <w:r>
         <w:rPr>
           <w:b/>
           <w:bCs/>
+        </w:rPr>
+        <w:t xml:space="preserve">4,0 MB</w:t>
+      </w:r>
+      <w:r>
+        <w:t xml:space="preserve">. Se probó en el emulador de Android Studio (teléfono con API 37) contra la API publicada: explorador curricular, inicio de sesión, planificador con las clases del docente y modo presentación con un video de YouTube que se reproduce dentro de la diapositiva (Figura 17). La carpeta </w:t>
+      </w:r>
+      <w:r>
+        <w:rPr>
+          <w:rFonts w:ascii="Consolas" w:cs="Consolas" w:eastAsia="Consolas" w:hAnsi="Consolas"/>
           <w:sz w:val="18"/>
           <w:szCs w:val="18"/>
         </w:rPr>
-        <w:t xml:space="preserve">Tabla 12. </w:t>
-      </w:r>
-      <w:r>
-        <w:rPr>
-          <w:i/>
-          <w:iCs/>
-          <w:color w:val="555555"/>
-          <w:sz w:val="18"/>
-          <w:szCs w:val="18"/>
-        </w:rPr>
-        <w:t xml:space="preserve">Evidencias del proyecto.</w:t>
-      </w:r>
-    </w:p>
-    <w:tbl>
-      <w:tblPr>
-        <w:tblW w:type="dxa" w:w="9072"/>
-        <w:tblBorders>
-          <w:top w:val="single" w:color="auto" w:sz="4"/>
-          <w:left w:val="single" w:color="auto" w:sz="4"/>
-          <w:bottom w:val="single" w:color="auto" w:sz="4"/>
-          <w:right w:val="single" w:color="auto" w:sz="4"/>
-          <w:insideH w:val="single" w:color="auto" w:sz="4"/>
-          <w:insideV w:val="single" w:color="auto" w:sz="4"/>
-        </w:tblBorders>
-      </w:tblPr>
-      <w:tblGrid>
-        <w:gridCol w:w="1996"/>
-        <w:gridCol w:w="4173"/>
-        <w:gridCol w:w="2903"/>
-      </w:tblGrid>
-      <w:tr>
-        <w:trPr>
-          <w:tblHeader/>
-        </w:trPr>
-        <w:tc>
-          <w:tcPr>
-            <w:tcW w:type="dxa" w:w="1996"/>
-            <w:tcBorders>
-              <w:top w:val="single" w:color="BFC5C2" w:sz="4"/>
-              <w:left w:val="single" w:color="BFC5C2" w:sz="4"/>
-              <w:bottom w:val="single" w:color="BFC5C2" w:sz="4"/>
-              <w:right w:val="single" w:color="BFC5C2" w:sz="4"/>
-            </w:tcBorders>
-            <w:shd w:fill="1F3864" w:color="auto" w:val="clear"/>
-            <w:tcMar>
-              <w:top w:type="dxa" w:w="60"/>
-              <w:left w:type="dxa" w:w="90"/>
-              <w:bottom w:type="dxa" w:w="60"/>
-              <w:right w:type="dxa" w:w="90"/>
-            </w:tcMar>
-            <w:vAlign w:val="center"/>
-          </w:tcPr>
-          <w:p>
-            <w:pPr>
-              <w:spacing w:after="20" w:line="240"/>
-            </w:pPr>
-            <w:r>
-              <w:rPr>
-                <w:b/>
-                <w:bCs/>
-                <w:color w:val="FFFFFF"/>
-                <w:sz w:val="18"/>
-                <w:szCs w:val="18"/>
-              </w:rPr>
-              <w:t xml:space="preserve">Evidencia</w:t>
-            </w:r>
-          </w:p>
-        </w:tc>
-        <w:tc>
-          <w:tcPr>
-            <w:tcW w:type="dxa" w:w="4173"/>
-            <w:tcBorders>
-              <w:top w:val="single" w:color="BFC5C2" w:sz="4"/>
-              <w:left w:val="single" w:color="BFC5C2" w:sz="4"/>
-              <w:bottom w:val="single" w:color="BFC5C2" w:sz="4"/>
-              <w:right w:val="single" w:color="BFC5C2" w:sz="4"/>
-            </w:tcBorders>
-            <w:shd w:fill="1F3864" w:color="auto" w:val="clear"/>
-            <w:tcMar>
-              <w:top w:type="dxa" w:w="60"/>
-              <w:left w:type="dxa" w:w="90"/>
-              <w:bottom w:type="dxa" w:w="60"/>
-              <w:right w:type="dxa" w:w="90"/>
-            </w:tcMar>
-            <w:vAlign w:val="center"/>
-          </w:tcPr>
-          <w:p>
-            <w:pPr>
-              <w:spacing w:after="20" w:line="240"/>
-            </w:pPr>
-            <w:r>
-              <w:rPr>
-                <w:b/>
-                <w:bCs/>
-                <w:color w:val="FFFFFF"/>
-                <w:sz w:val="18"/>
-                <w:szCs w:val="18"/>
-              </w:rPr>
-              <w:t xml:space="preserve">Qué demuestra</w:t>
-            </w:r>
-          </w:p>
-        </w:tc>
-        <w:tc>
-          <w:tcPr>
-            <w:tcW w:type="dxa" w:w="2903"/>
-            <w:tcBorders>
-              <w:top w:val="single" w:color="BFC5C2" w:sz="4"/>
-              <w:left w:val="single" w:color="BFC5C2" w:sz="4"/>
-              <w:bottom w:val="single" w:color="BFC5C2" w:sz="4"/>
-              <w:right w:val="single" w:color="BFC5C2" w:sz="4"/>
-            </w:tcBorders>
-            <w:shd w:fill="1F3864" w:color="auto" w:val="clear"/>
-            <w:tcMar>
-              <w:top w:type="dxa" w:w="60"/>
-              <w:left w:type="dxa" w:w="90"/>
-              <w:bottom w:type="dxa" w:w="60"/>
-              <w:right w:type="dxa" w:w="90"/>
-            </w:tcMar>
-            <w:vAlign w:val="center"/>
-          </w:tcPr>
-          <w:p>
-            <w:pPr>
-              <w:spacing w:after="20" w:line="240"/>
-            </w:pPr>
-            <w:r>
-              <w:rPr>
-                <w:b/>
-                <w:bCs/>
-                <w:color w:val="FFFFFF"/>
-                <w:sz w:val="18"/>
-                <w:szCs w:val="18"/>
-              </w:rPr>
-              <w:t xml:space="preserve">Ubicación</w:t>
-            </w:r>
-          </w:p>
-        </w:tc>
-      </w:tr>
-      <w:tr>
-        <w:trPr>
-          <w:cantSplit/>
-        </w:trPr>
-        <w:tc>
-          <w:tcPr>
-            <w:tcW w:type="dxa" w:w="1996"/>
-            <w:tcBorders>
-              <w:top w:val="single" w:color="BFC5C2" w:sz="4"/>
-              <w:left w:val="single" w:color="BFC5C2" w:sz="4"/>
-              <w:bottom w:val="single" w:color="BFC5C2" w:sz="4"/>
-              <w:right w:val="single" w:color="BFC5C2" w:sz="4"/>
-            </w:tcBorders>
-            <w:tcMar>
-              <w:top w:type="dxa" w:w="60"/>
-              <w:left w:type="dxa" w:w="90"/>
-              <w:bottom w:type="dxa" w:w="60"/>
-              <w:right w:type="dxa" w:w="90"/>
-            </w:tcMar>
-            <w:vAlign w:val="center"/>
-          </w:tcPr>
-          <w:p>
-            <w:pPr>
-              <w:spacing w:after="20" w:line="240"/>
-            </w:pPr>
-            <w:r>
-              <w:rPr>
-                <w:sz w:val="18"/>
-                <w:szCs w:val="18"/>
-              </w:rPr>
-              <w:t xml:space="preserve">Aplicación en línea</w:t>
-            </w:r>
-          </w:p>
-        </w:tc>
-        <w:tc>
-          <w:tcPr>
-            <w:tcW w:type="dxa" w:w="4173"/>
-            <w:tcBorders>
-              <w:top w:val="single" w:color="BFC5C2" w:sz="4"/>
-              <w:left w:val="single" w:color="BFC5C2" w:sz="4"/>
-              <w:bottom w:val="single" w:color="BFC5C2" w:sz="4"/>
-              <w:right w:val="single" w:color="BFC5C2" w:sz="4"/>
-            </w:tcBorders>
-            <w:tcMar>
-              <w:top w:type="dxa" w:w="60"/>
-              <w:left w:type="dxa" w:w="90"/>
-              <w:bottom w:type="dxa" w:w="60"/>
-              <w:right w:type="dxa" w:w="90"/>
-            </w:tcMar>
-            <w:vAlign w:val="center"/>
-          </w:tcPr>
-          <w:p>
-            <w:pPr>
-              <w:spacing w:after="20" w:line="240"/>
-            </w:pPr>
-            <w:r>
-              <w:rPr>
-                <w:sz w:val="18"/>
-                <w:szCs w:val="18"/>
-              </w:rPr>
-              <w:t xml:space="preserve">El cumplimiento del objetivo general: aplicación funcional de extremo a extremo.</w:t>
-            </w:r>
-          </w:p>
-        </w:tc>
-        <w:tc>
-          <w:tcPr>
-            <w:tcW w:type="dxa" w:w="2903"/>
-            <w:tcBorders>
-              <w:top w:val="single" w:color="BFC5C2" w:sz="4"/>
-              <w:left w:val="single" w:color="BFC5C2" w:sz="4"/>
-              <w:bottom w:val="single" w:color="BFC5C2" w:sz="4"/>
-              <w:right w:val="single" w:color="BFC5C2" w:sz="4"/>
-            </w:tcBorders>
-            <w:tcMar>
-              <w:top w:type="dxa" w:w="60"/>
-              <w:left w:type="dxa" w:w="90"/>
-              <w:bottom w:type="dxa" w:w="60"/>
-              <w:right w:type="dxa" w:w="90"/>
-            </w:tcMar>
-            <w:vAlign w:val="center"/>
-          </w:tcPr>
-          <w:p>
-            <w:pPr>
-              <w:spacing w:after="20" w:line="240"/>
-            </w:pPr>
-            <w:r>
-              <w:rPr>
-                <w:sz w:val="18"/>
-                <w:szCs w:val="18"/>
-              </w:rPr>
-              <w:t xml:space="preserve">https://software-educativo-azure.vercel.app</w:t>
-            </w:r>
-          </w:p>
-        </w:tc>
-      </w:tr>
-      <w:tr>
-        <w:trPr>
-          <w:cantSplit/>
-        </w:trPr>
-        <w:tc>
-          <w:tcPr>
-            <w:tcW w:type="dxa" w:w="1996"/>
-            <w:tcBorders>
-              <w:top w:val="single" w:color="BFC5C2" w:sz="4"/>
-              <w:left w:val="single" w:color="BFC5C2" w:sz="4"/>
-              <w:bottom w:val="single" w:color="BFC5C2" w:sz="4"/>
-              <w:right w:val="single" w:color="BFC5C2" w:sz="4"/>
-            </w:tcBorders>
-            <w:tcMar>
-              <w:top w:type="dxa" w:w="60"/>
-              <w:left w:type="dxa" w:w="90"/>
-              <w:bottom w:type="dxa" w:w="60"/>
-              <w:right w:type="dxa" w:w="90"/>
-            </w:tcMar>
-            <w:vAlign w:val="center"/>
-          </w:tcPr>
-          <w:p>
-            <w:pPr>
-              <w:spacing w:after="20" w:line="240"/>
-            </w:pPr>
-            <w:r>
-              <w:rPr>
-                <w:sz w:val="18"/>
-                <w:szCs w:val="18"/>
-              </w:rPr>
-              <w:t xml:space="preserve">Repositorio Git público</w:t>
-            </w:r>
-          </w:p>
-        </w:tc>
-        <w:tc>
-          <w:tcPr>
-            <w:tcW w:type="dxa" w:w="4173"/>
-            <w:tcBorders>
-              <w:top w:val="single" w:color="BFC5C2" w:sz="4"/>
-              <w:left w:val="single" w:color="BFC5C2" w:sz="4"/>
-              <w:bottom w:val="single" w:color="BFC5C2" w:sz="4"/>
-              <w:right w:val="single" w:color="BFC5C2" w:sz="4"/>
-            </w:tcBorders>
-            <w:tcMar>
-              <w:top w:type="dxa" w:w="60"/>
-              <w:left w:type="dxa" w:w="90"/>
-              <w:bottom w:type="dxa" w:w="60"/>
-              <w:right w:type="dxa" w:w="90"/>
-            </w:tcMar>
-            <w:vAlign w:val="center"/>
-          </w:tcPr>
-          <w:p>
-            <w:pPr>
-              <w:spacing w:after="20" w:line="240"/>
-            </w:pPr>
-            <w:r>
-              <w:rPr>
-                <w:sz w:val="18"/>
-                <w:szCs w:val="18"/>
-              </w:rPr>
-              <w:t xml:space="preserve">El desarrollo incremental, la trazabilidad con el tablero y el aporte del estudiante (35 commits).</w:t>
-            </w:r>
-          </w:p>
-        </w:tc>
-        <w:tc>
-          <w:tcPr>
-            <w:tcW w:type="dxa" w:w="2903"/>
-            <w:tcBorders>
-              <w:top w:val="single" w:color="BFC5C2" w:sz="4"/>
-              <w:left w:val="single" w:color="BFC5C2" w:sz="4"/>
-              <w:bottom w:val="single" w:color="BFC5C2" w:sz="4"/>
-              <w:right w:val="single" w:color="BFC5C2" w:sz="4"/>
-            </w:tcBorders>
-            <w:tcMar>
-              <w:top w:type="dxa" w:w="60"/>
-              <w:left w:type="dxa" w:w="90"/>
-              <w:bottom w:type="dxa" w:w="60"/>
-              <w:right w:type="dxa" w:w="90"/>
-            </w:tcMar>
-            <w:vAlign w:val="center"/>
-          </w:tcPr>
-          <w:p>
-            <w:pPr>
-              <w:spacing w:after="20" w:line="240"/>
-            </w:pPr>
-            <w:r>
-              <w:rPr>
-                <w:sz w:val="18"/>
-                <w:szCs w:val="18"/>
-              </w:rPr>
-              <w:t xml:space="preserve">https://github.com/alcayuqueo/proyectCAPSTON</w:t>
-            </w:r>
-          </w:p>
-        </w:tc>
-      </w:tr>
-      <w:tr>
-        <w:trPr>
-          <w:cantSplit/>
-        </w:trPr>
-        <w:tc>
-          <w:tcPr>
-            <w:tcW w:type="dxa" w:w="1996"/>
-            <w:tcBorders>
-              <w:top w:val="single" w:color="BFC5C2" w:sz="4"/>
-              <w:left w:val="single" w:color="BFC5C2" w:sz="4"/>
-              <w:bottom w:val="single" w:color="BFC5C2" w:sz="4"/>
-              <w:right w:val="single" w:color="BFC5C2" w:sz="4"/>
-            </w:tcBorders>
-            <w:tcMar>
-              <w:top w:type="dxa" w:w="60"/>
-              <w:left w:type="dxa" w:w="90"/>
-              <w:bottom w:type="dxa" w:w="60"/>
-              <w:right w:type="dxa" w:w="90"/>
-            </w:tcMar>
-            <w:vAlign w:val="center"/>
-          </w:tcPr>
-          <w:p>
-            <w:pPr>
-              <w:spacing w:after="20" w:line="240"/>
-            </w:pPr>
-            <w:r>
-              <w:rPr>
-                <w:sz w:val="18"/>
-                <w:szCs w:val="18"/>
-              </w:rPr>
-              <w:t xml:space="preserve">Código fuente</w:t>
-            </w:r>
-          </w:p>
-        </w:tc>
-        <w:tc>
-          <w:tcPr>
-            <w:tcW w:type="dxa" w:w="4173"/>
-            <w:tcBorders>
-              <w:top w:val="single" w:color="BFC5C2" w:sz="4"/>
-              <w:left w:val="single" w:color="BFC5C2" w:sz="4"/>
-              <w:bottom w:val="single" w:color="BFC5C2" w:sz="4"/>
-              <w:right w:val="single" w:color="BFC5C2" w:sz="4"/>
-            </w:tcBorders>
-            <w:tcMar>
-              <w:top w:type="dxa" w:w="60"/>
-              <w:left w:type="dxa" w:w="90"/>
-              <w:bottom w:type="dxa" w:w="60"/>
-              <w:right w:type="dxa" w:w="90"/>
-            </w:tcMar>
-            <w:vAlign w:val="center"/>
-          </w:tcPr>
-          <w:p>
-            <w:pPr>
-              <w:spacing w:after="20" w:line="240"/>
-            </w:pPr>
-            <w:r>
-              <w:rPr>
-                <w:sz w:val="18"/>
-                <w:szCs w:val="18"/>
-              </w:rPr>
-              <w:t xml:space="preserve">La implementación de backend, frontend y base de datos.</w:t>
-            </w:r>
-          </w:p>
-        </w:tc>
-        <w:tc>
-          <w:tcPr>
-            <w:tcW w:type="dxa" w:w="2903"/>
-            <w:tcBorders>
-              <w:top w:val="single" w:color="BFC5C2" w:sz="4"/>
-              <w:left w:val="single" w:color="BFC5C2" w:sz="4"/>
-              <w:bottom w:val="single" w:color="BFC5C2" w:sz="4"/>
-              <w:right w:val="single" w:color="BFC5C2" w:sz="4"/>
-            </w:tcBorders>
-            <w:tcMar>
-              <w:top w:type="dxa" w:w="60"/>
-              <w:left w:type="dxa" w:w="90"/>
-              <w:bottom w:type="dxa" w:w="60"/>
-              <w:right w:type="dxa" w:w="90"/>
-            </w:tcMar>
-            <w:vAlign w:val="center"/>
-          </w:tcPr>
-          <w:p>
-            <w:pPr>
-              <w:spacing w:after="20" w:line="240"/>
-            </w:pPr>
-            <w:r>
-              <w:rPr>
-                <w:sz w:val="18"/>
-                <w:szCs w:val="18"/>
-              </w:rPr>
-              <w:t xml:space="preserve">backend/, frontend/</w:t>
-            </w:r>
-          </w:p>
-        </w:tc>
-      </w:tr>
-      <w:tr>
-        <w:trPr>
-          <w:cantSplit/>
-        </w:trPr>
-        <w:tc>
-          <w:tcPr>
-            <w:tcW w:type="dxa" w:w="1996"/>
-            <w:tcBorders>
-              <w:top w:val="single" w:color="BFC5C2" w:sz="4"/>
-              <w:left w:val="single" w:color="BFC5C2" w:sz="4"/>
-              <w:bottom w:val="single" w:color="BFC5C2" w:sz="4"/>
-              <w:right w:val="single" w:color="BFC5C2" w:sz="4"/>
-            </w:tcBorders>
-            <w:tcMar>
-              <w:top w:type="dxa" w:w="60"/>
-              <w:left w:type="dxa" w:w="90"/>
-              <w:bottom w:type="dxa" w:w="60"/>
-              <w:right w:type="dxa" w:w="90"/>
-            </w:tcMar>
-            <w:vAlign w:val="center"/>
-          </w:tcPr>
-          <w:p>
-            <w:pPr>
-              <w:spacing w:after="20" w:line="240"/>
-            </w:pPr>
-            <w:r>
-              <w:rPr>
-                <w:sz w:val="18"/>
-                <w:szCs w:val="18"/>
-              </w:rPr>
-              <w:t xml:space="preserve">Modelo de datos</w:t>
-            </w:r>
-          </w:p>
-        </w:tc>
-        <w:tc>
-          <w:tcPr>
-            <w:tcW w:type="dxa" w:w="4173"/>
-            <w:tcBorders>
-              <w:top w:val="single" w:color="BFC5C2" w:sz="4"/>
-              <w:left w:val="single" w:color="BFC5C2" w:sz="4"/>
-              <w:bottom w:val="single" w:color="BFC5C2" w:sz="4"/>
-              <w:right w:val="single" w:color="BFC5C2" w:sz="4"/>
-            </w:tcBorders>
-            <w:tcMar>
-              <w:top w:type="dxa" w:w="60"/>
-              <w:left w:type="dxa" w:w="90"/>
-              <w:bottom w:type="dxa" w:w="60"/>
-              <w:right w:type="dxa" w:w="90"/>
-            </w:tcMar>
-            <w:vAlign w:val="center"/>
-          </w:tcPr>
-          <w:p>
-            <w:pPr>
-              <w:spacing w:after="20" w:line="240"/>
-            </w:pPr>
-            <w:r>
-              <w:rPr>
-                <w:sz w:val="18"/>
-                <w:szCs w:val="18"/>
-              </w:rPr>
-              <w:t xml:space="preserve">Las 8 tablas, las 4 migraciones y la carga del currículum oficial.</w:t>
-            </w:r>
-          </w:p>
-        </w:tc>
-        <w:tc>
-          <w:tcPr>
-            <w:tcW w:type="dxa" w:w="2903"/>
-            <w:tcBorders>
-              <w:top w:val="single" w:color="BFC5C2" w:sz="4"/>
-              <w:left w:val="single" w:color="BFC5C2" w:sz="4"/>
-              <w:bottom w:val="single" w:color="BFC5C2" w:sz="4"/>
-              <w:right w:val="single" w:color="BFC5C2" w:sz="4"/>
-            </w:tcBorders>
-            <w:tcMar>
-              <w:top w:type="dxa" w:w="60"/>
-              <w:left w:type="dxa" w:w="90"/>
-              <w:bottom w:type="dxa" w:w="60"/>
-              <w:right w:type="dxa" w:w="90"/>
-            </w:tcMar>
-            <w:vAlign w:val="center"/>
-          </w:tcPr>
-          <w:p>
-            <w:pPr>
-              <w:spacing w:after="20" w:line="240"/>
-            </w:pPr>
-            <w:r>
-              <w:rPr>
-                <w:sz w:val="18"/>
-                <w:szCs w:val="18"/>
-              </w:rPr>
-              <w:t xml:space="preserve">backend/prisma/, docs/diagramas/01</w:t>
-            </w:r>
-            <w:r>
-              <w:rPr>
-                <w:i/>
-                <w:iCs/>
-                <w:sz w:val="18"/>
-                <w:szCs w:val="18"/>
-              </w:rPr>
-              <w:t xml:space="preserve">modelo</w:t>
-            </w:r>
-            <w:r>
-              <w:rPr>
-                <w:sz w:val="18"/>
-                <w:szCs w:val="18"/>
-              </w:rPr>
-              <w:t xml:space="preserve">er.png</w:t>
-            </w:r>
-          </w:p>
-        </w:tc>
-      </w:tr>
-      <w:tr>
-        <w:trPr>
-          <w:cantSplit/>
-        </w:trPr>
-        <w:tc>
-          <w:tcPr>
-            <w:tcW w:type="dxa" w:w="1996"/>
-            <w:tcBorders>
-              <w:top w:val="single" w:color="BFC5C2" w:sz="4"/>
-              <w:left w:val="single" w:color="BFC5C2" w:sz="4"/>
-              <w:bottom w:val="single" w:color="BFC5C2" w:sz="4"/>
-              <w:right w:val="single" w:color="BFC5C2" w:sz="4"/>
-            </w:tcBorders>
-            <w:tcMar>
-              <w:top w:type="dxa" w:w="60"/>
-              <w:left w:type="dxa" w:w="90"/>
-              <w:bottom w:type="dxa" w:w="60"/>
-              <w:right w:type="dxa" w:w="90"/>
-            </w:tcMar>
-            <w:vAlign w:val="center"/>
-          </w:tcPr>
-          <w:p>
-            <w:pPr>
-              <w:spacing w:after="20" w:line="240"/>
-            </w:pPr>
-            <w:r>
-              <w:rPr>
-                <w:sz w:val="18"/>
-                <w:szCs w:val="18"/>
-              </w:rPr>
-              <w:t xml:space="preserve">Diagramas UML</w:t>
-            </w:r>
-          </w:p>
-        </w:tc>
-        <w:tc>
-          <w:tcPr>
-            <w:tcW w:type="dxa" w:w="4173"/>
-            <w:tcBorders>
-              <w:top w:val="single" w:color="BFC5C2" w:sz="4"/>
-              <w:left w:val="single" w:color="BFC5C2" w:sz="4"/>
-              <w:bottom w:val="single" w:color="BFC5C2" w:sz="4"/>
-              <w:right w:val="single" w:color="BFC5C2" w:sz="4"/>
-            </w:tcBorders>
-            <w:tcMar>
-              <w:top w:type="dxa" w:w="60"/>
-              <w:left w:type="dxa" w:w="90"/>
-              <w:bottom w:type="dxa" w:w="60"/>
-              <w:right w:type="dxa" w:w="90"/>
-            </w:tcMar>
-            <w:vAlign w:val="center"/>
-          </w:tcPr>
-          <w:p>
-            <w:pPr>
-              <w:spacing w:after="20" w:line="240"/>
-            </w:pPr>
-            <w:r>
-              <w:rPr>
-                <w:sz w:val="18"/>
-                <w:szCs w:val="18"/>
-              </w:rPr>
-              <w:t xml:space="preserve">Casos de uso, clases, secuencia, componentes y despliegue.</w:t>
-            </w:r>
-          </w:p>
-        </w:tc>
-        <w:tc>
-          <w:tcPr>
-            <w:tcW w:type="dxa" w:w="2903"/>
-            <w:tcBorders>
-              <w:top w:val="single" w:color="BFC5C2" w:sz="4"/>
-              <w:left w:val="single" w:color="BFC5C2" w:sz="4"/>
-              <w:bottom w:val="single" w:color="BFC5C2" w:sz="4"/>
-              <w:right w:val="single" w:color="BFC5C2" w:sz="4"/>
-            </w:tcBorders>
-            <w:tcMar>
-              <w:top w:type="dxa" w:w="60"/>
-              <w:left w:type="dxa" w:w="90"/>
-              <w:bottom w:type="dxa" w:w="60"/>
-              <w:right w:type="dxa" w:w="90"/>
-            </w:tcMar>
-            <w:vAlign w:val="center"/>
-          </w:tcPr>
-          <w:p>
-            <w:pPr>
-              <w:spacing w:after="20" w:line="240"/>
-            </w:pPr>
-            <w:r>
-              <w:rPr>
-                <w:sz w:val="18"/>
-                <w:szCs w:val="18"/>
-              </w:rPr>
-              <w:t xml:space="preserve">docs/diagramas/</w:t>
-            </w:r>
-          </w:p>
-        </w:tc>
-      </w:tr>
-      <w:tr>
-        <w:trPr>
-          <w:cantSplit/>
-        </w:trPr>
-        <w:tc>
-          <w:tcPr>
-            <w:tcW w:type="dxa" w:w="1996"/>
-            <w:tcBorders>
-              <w:top w:val="single" w:color="BFC5C2" w:sz="4"/>
-              <w:left w:val="single" w:color="BFC5C2" w:sz="4"/>
-              <w:bottom w:val="single" w:color="BFC5C2" w:sz="4"/>
-              <w:right w:val="single" w:color="BFC5C2" w:sz="4"/>
-            </w:tcBorders>
-            <w:tcMar>
-              <w:top w:type="dxa" w:w="60"/>
-              <w:left w:type="dxa" w:w="90"/>
-              <w:bottom w:type="dxa" w:w="60"/>
-              <w:right w:type="dxa" w:w="90"/>
-            </w:tcMar>
-            <w:vAlign w:val="center"/>
-          </w:tcPr>
-          <w:p>
-            <w:pPr>
-              <w:spacing w:after="20" w:line="240"/>
-            </w:pPr>
-            <w:r>
-              <w:rPr>
-                <w:sz w:val="18"/>
-                <w:szCs w:val="18"/>
-              </w:rPr>
-              <w:t xml:space="preserve">Pruebas y resultados</w:t>
-            </w:r>
-          </w:p>
-        </w:tc>
-        <w:tc>
-          <w:tcPr>
-            <w:tcW w:type="dxa" w:w="4173"/>
-            <w:tcBorders>
-              <w:top w:val="single" w:color="BFC5C2" w:sz="4"/>
-              <w:left w:val="single" w:color="BFC5C2" w:sz="4"/>
-              <w:bottom w:val="single" w:color="BFC5C2" w:sz="4"/>
-              <w:right w:val="single" w:color="BFC5C2" w:sz="4"/>
-            </w:tcBorders>
-            <w:tcMar>
-              <w:top w:type="dxa" w:w="60"/>
-              <w:left w:type="dxa" w:w="90"/>
-              <w:bottom w:type="dxa" w:w="60"/>
-              <w:right w:type="dxa" w:w="90"/>
-            </w:tcMar>
-            <w:vAlign w:val="center"/>
-          </w:tcPr>
-          <w:p>
-            <w:pPr>
-              <w:spacing w:after="20" w:line="240"/>
-            </w:pPr>
-            <w:r>
-              <w:rPr>
-                <w:sz w:val="18"/>
-                <w:szCs w:val="18"/>
-              </w:rPr>
-              <w:t xml:space="preserve">Unitarias, de seguridad, de API, de datos, de interfaz y de rendimiento.</w:t>
-            </w:r>
-          </w:p>
-        </w:tc>
-        <w:tc>
-          <w:tcPr>
-            <w:tcW w:type="dxa" w:w="2903"/>
-            <w:tcBorders>
-              <w:top w:val="single" w:color="BFC5C2" w:sz="4"/>
-              <w:left w:val="single" w:color="BFC5C2" w:sz="4"/>
-              <w:bottom w:val="single" w:color="BFC5C2" w:sz="4"/>
-              <w:right w:val="single" w:color="BFC5C2" w:sz="4"/>
-            </w:tcBorders>
-            <w:tcMar>
-              <w:top w:type="dxa" w:w="60"/>
-              <w:left w:type="dxa" w:w="90"/>
-              <w:bottom w:type="dxa" w:w="60"/>
-              <w:right w:type="dxa" w:w="90"/>
-            </w:tcMar>
-            <w:vAlign w:val="center"/>
-          </w:tcPr>
-          <w:p>
-            <w:pPr>
-              <w:spacing w:after="20" w:line="240"/>
-            </w:pPr>
-            <w:r>
-              <w:rPr>
-                <w:sz w:val="18"/>
-                <w:szCs w:val="18"/>
-              </w:rPr>
-              <w:t xml:space="preserve">backend/src/**/*.spec.ts, pruebas/, docs/pruebas/</w:t>
-            </w:r>
-          </w:p>
-        </w:tc>
-      </w:tr>
-      <w:tr>
-        <w:trPr>
-          <w:cantSplit/>
-        </w:trPr>
-        <w:tc>
-          <w:tcPr>
-            <w:tcW w:type="dxa" w:w="1996"/>
-            <w:tcBorders>
-              <w:top w:val="single" w:color="BFC5C2" w:sz="4"/>
-              <w:left w:val="single" w:color="BFC5C2" w:sz="4"/>
-              <w:bottom w:val="single" w:color="BFC5C2" w:sz="4"/>
-              <w:right w:val="single" w:color="BFC5C2" w:sz="4"/>
-            </w:tcBorders>
-            <w:tcMar>
-              <w:top w:type="dxa" w:w="60"/>
-              <w:left w:type="dxa" w:w="90"/>
-              <w:bottom w:type="dxa" w:w="60"/>
-              <w:right w:type="dxa" w:w="90"/>
-            </w:tcMar>
-            <w:vAlign w:val="center"/>
-          </w:tcPr>
-          <w:p>
-            <w:pPr>
-              <w:spacing w:after="20" w:line="240"/>
-            </w:pPr>
-            <w:r>
-              <w:rPr>
-                <w:sz w:val="18"/>
-                <w:szCs w:val="18"/>
-              </w:rPr>
-              <w:t xml:space="preserve">Requisitos no funcionales</w:t>
-            </w:r>
-          </w:p>
-        </w:tc>
-        <w:tc>
-          <w:tcPr>
-            <w:tcW w:type="dxa" w:w="4173"/>
-            <w:tcBorders>
-              <w:top w:val="single" w:color="BFC5C2" w:sz="4"/>
-              <w:left w:val="single" w:color="BFC5C2" w:sz="4"/>
-              <w:bottom w:val="single" w:color="BFC5C2" w:sz="4"/>
-              <w:right w:val="single" w:color="BFC5C2" w:sz="4"/>
-            </w:tcBorders>
-            <w:tcMar>
-              <w:top w:type="dxa" w:w="60"/>
-              <w:left w:type="dxa" w:w="90"/>
-              <w:bottom w:type="dxa" w:w="60"/>
-              <w:right w:type="dxa" w:w="90"/>
-            </w:tcMar>
-            <w:vAlign w:val="center"/>
-          </w:tcPr>
-          <w:p>
-            <w:pPr>
-              <w:spacing w:after="20" w:line="240"/>
-            </w:pPr>
-            <w:r>
-              <w:rPr>
-                <w:sz w:val="18"/>
-                <w:szCs w:val="18"/>
-              </w:rPr>
-              <w:t xml:space="preserve">Seguridad, rendimiento, escalabilidad, disponibilidad y portabilidad con evidencia.</w:t>
-            </w:r>
-          </w:p>
-        </w:tc>
-        <w:tc>
-          <w:tcPr>
-            <w:tcW w:type="dxa" w:w="2903"/>
-            <w:tcBorders>
-              <w:top w:val="single" w:color="BFC5C2" w:sz="4"/>
-              <w:left w:val="single" w:color="BFC5C2" w:sz="4"/>
-              <w:bottom w:val="single" w:color="BFC5C2" w:sz="4"/>
-              <w:right w:val="single" w:color="BFC5C2" w:sz="4"/>
-            </w:tcBorders>
-            <w:tcMar>
-              <w:top w:type="dxa" w:w="60"/>
-              <w:left w:type="dxa" w:w="90"/>
-              <w:bottom w:type="dxa" w:w="60"/>
-              <w:right w:type="dxa" w:w="90"/>
-            </w:tcMar>
-            <w:vAlign w:val="center"/>
-          </w:tcPr>
-          <w:p>
-            <w:pPr>
-              <w:spacing w:after="20" w:line="240"/>
-            </w:pPr>
-            <w:r>
-              <w:rPr>
-                <w:sz w:val="18"/>
-                <w:szCs w:val="18"/>
-              </w:rPr>
-              <w:t xml:space="preserve">docs/pruebas/README.md</w:t>
-            </w:r>
-          </w:p>
-        </w:tc>
-      </w:tr>
-      <w:tr>
-        <w:trPr>
-          <w:cantSplit/>
-        </w:trPr>
-        <w:tc>
-          <w:tcPr>
-            <w:tcW w:type="dxa" w:w="1996"/>
-            <w:tcBorders>
-              <w:top w:val="single" w:color="BFC5C2" w:sz="4"/>
-              <w:left w:val="single" w:color="BFC5C2" w:sz="4"/>
-              <w:bottom w:val="single" w:color="BFC5C2" w:sz="4"/>
-              <w:right w:val="single" w:color="BFC5C2" w:sz="4"/>
-            </w:tcBorders>
-            <w:tcMar>
-              <w:top w:type="dxa" w:w="60"/>
-              <w:left w:type="dxa" w:w="90"/>
-              <w:bottom w:type="dxa" w:w="60"/>
-              <w:right w:type="dxa" w:w="90"/>
-            </w:tcMar>
-            <w:vAlign w:val="center"/>
-          </w:tcPr>
-          <w:p>
-            <w:pPr>
-              <w:spacing w:after="20" w:line="240"/>
-            </w:pPr>
-            <w:r>
-              <w:rPr>
-                <w:sz w:val="18"/>
-                <w:szCs w:val="18"/>
-              </w:rPr>
-              <w:t xml:space="preserve">Manual técnico</w:t>
-            </w:r>
-          </w:p>
-        </w:tc>
-        <w:tc>
-          <w:tcPr>
-            <w:tcW w:type="dxa" w:w="4173"/>
-            <w:tcBorders>
-              <w:top w:val="single" w:color="BFC5C2" w:sz="4"/>
-              <w:left w:val="single" w:color="BFC5C2" w:sz="4"/>
-              <w:bottom w:val="single" w:color="BFC5C2" w:sz="4"/>
-              <w:right w:val="single" w:color="BFC5C2" w:sz="4"/>
-            </w:tcBorders>
-            <w:tcMar>
-              <w:top w:type="dxa" w:w="60"/>
-              <w:left w:type="dxa" w:w="90"/>
-              <w:bottom w:type="dxa" w:w="60"/>
-              <w:right w:type="dxa" w:w="90"/>
-            </w:tcMar>
-            <w:vAlign w:val="center"/>
-          </w:tcPr>
-          <w:p>
-            <w:pPr>
-              <w:spacing w:after="20" w:line="240"/>
-            </w:pPr>
-            <w:r>
-              <w:rPr>
-                <w:sz w:val="18"/>
-                <w:szCs w:val="18"/>
-              </w:rPr>
-              <w:t xml:space="preserve">Instalación, ejecución con Docker, variables de entorno, API y despliegue.</w:t>
-            </w:r>
-          </w:p>
-        </w:tc>
-        <w:tc>
-          <w:tcPr>
-            <w:tcW w:type="dxa" w:w="2903"/>
-            <w:tcBorders>
-              <w:top w:val="single" w:color="BFC5C2" w:sz="4"/>
-              <w:left w:val="single" w:color="BFC5C2" w:sz="4"/>
-              <w:bottom w:val="single" w:color="BFC5C2" w:sz="4"/>
-              <w:right w:val="single" w:color="BFC5C2" w:sz="4"/>
-            </w:tcBorders>
-            <w:tcMar>
-              <w:top w:type="dxa" w:w="60"/>
-              <w:left w:type="dxa" w:w="90"/>
-              <w:bottom w:type="dxa" w:w="60"/>
-              <w:right w:type="dxa" w:w="90"/>
-            </w:tcMar>
-            <w:vAlign w:val="center"/>
-          </w:tcPr>
-          <w:p>
-            <w:pPr>
-              <w:spacing w:after="20" w:line="240"/>
-            </w:pPr>
-            <w:r>
-              <w:rPr>
-                <w:sz w:val="18"/>
-                <w:szCs w:val="18"/>
-              </w:rPr>
-              <w:t xml:space="preserve">README.md</w:t>
-            </w:r>
-          </w:p>
-        </w:tc>
-      </w:tr>
-      <w:tr>
-        <w:trPr>
-          <w:cantSplit/>
-        </w:trPr>
-        <w:tc>
-          <w:tcPr>
-            <w:tcW w:type="dxa" w:w="1996"/>
-            <w:tcBorders>
-              <w:top w:val="single" w:color="BFC5C2" w:sz="4"/>
-              <w:left w:val="single" w:color="BFC5C2" w:sz="4"/>
-              <w:bottom w:val="single" w:color="BFC5C2" w:sz="4"/>
-              <w:right w:val="single" w:color="BFC5C2" w:sz="4"/>
-            </w:tcBorders>
-            <w:tcMar>
-              <w:top w:type="dxa" w:w="60"/>
-              <w:left w:type="dxa" w:w="90"/>
-              <w:bottom w:type="dxa" w:w="60"/>
-              <w:right w:type="dxa" w:w="90"/>
-            </w:tcMar>
-            <w:vAlign w:val="center"/>
-          </w:tcPr>
-          <w:p>
-            <w:pPr>
-              <w:spacing w:after="20" w:line="240"/>
-            </w:pPr>
-            <w:r>
-              <w:rPr>
-                <w:sz w:val="18"/>
-                <w:szCs w:val="18"/>
-              </w:rPr>
-              <w:t xml:space="preserve">Capturas por etapa</w:t>
-            </w:r>
-          </w:p>
-        </w:tc>
-        <w:tc>
-          <w:tcPr>
-            <w:tcW w:type="dxa" w:w="4173"/>
-            <w:tcBorders>
-              <w:top w:val="single" w:color="BFC5C2" w:sz="4"/>
-              <w:left w:val="single" w:color="BFC5C2" w:sz="4"/>
-              <w:bottom w:val="single" w:color="BFC5C2" w:sz="4"/>
-              <w:right w:val="single" w:color="BFC5C2" w:sz="4"/>
-            </w:tcBorders>
-            <w:tcMar>
-              <w:top w:type="dxa" w:w="60"/>
-              <w:left w:type="dxa" w:w="90"/>
-              <w:bottom w:type="dxa" w:w="60"/>
-              <w:right w:type="dxa" w:w="90"/>
-            </w:tcMar>
-            <w:vAlign w:val="center"/>
-          </w:tcPr>
-          <w:p>
-            <w:pPr>
-              <w:spacing w:after="20" w:line="240"/>
-            </w:pPr>
-            <w:r>
-              <w:rPr>
-                <w:sz w:val="18"/>
-                <w:szCs w:val="18"/>
-              </w:rPr>
-              <w:t xml:space="preserve">Más de 80 capturas con índice, desde el modelo de datos hasta el modo presentación.</w:t>
-            </w:r>
-          </w:p>
-        </w:tc>
-        <w:tc>
-          <w:tcPr>
-            <w:tcW w:type="dxa" w:w="2903"/>
-            <w:tcBorders>
-              <w:top w:val="single" w:color="BFC5C2" w:sz="4"/>
-              <w:left w:val="single" w:color="BFC5C2" w:sz="4"/>
-              <w:bottom w:val="single" w:color="BFC5C2" w:sz="4"/>
-              <w:right w:val="single" w:color="BFC5C2" w:sz="4"/>
-            </w:tcBorders>
-            <w:tcMar>
-              <w:top w:type="dxa" w:w="60"/>
-              <w:left w:type="dxa" w:w="90"/>
-              <w:bottom w:type="dxa" w:w="60"/>
-              <w:right w:type="dxa" w:w="90"/>
-            </w:tcMar>
-            <w:vAlign w:val="center"/>
-          </w:tcPr>
-          <w:p>
-            <w:pPr>
-              <w:spacing w:after="20" w:line="240"/>
-            </w:pPr>
-            <w:r>
-              <w:rPr>
-                <w:sz w:val="18"/>
-                <w:szCs w:val="18"/>
-              </w:rPr>
-              <w:t xml:space="preserve">Fase 2/Evidencias Proyecto/Capturas/</w:t>
-            </w:r>
-          </w:p>
-        </w:tc>
-      </w:tr>
-      <w:tr>
-        <w:trPr>
-          <w:cantSplit/>
-        </w:trPr>
-        <w:tc>
-          <w:tcPr>
-            <w:tcW w:type="dxa" w:w="1996"/>
-            <w:tcBorders>
-              <w:top w:val="single" w:color="BFC5C2" w:sz="4"/>
-              <w:left w:val="single" w:color="BFC5C2" w:sz="4"/>
-              <w:bottom w:val="single" w:color="BFC5C2" w:sz="4"/>
-              <w:right w:val="single" w:color="BFC5C2" w:sz="4"/>
-            </w:tcBorders>
-            <w:tcMar>
-              <w:top w:type="dxa" w:w="60"/>
-              <w:left w:type="dxa" w:w="90"/>
-              <w:bottom w:type="dxa" w:w="60"/>
-              <w:right w:type="dxa" w:w="90"/>
-            </w:tcMar>
-            <w:vAlign w:val="center"/>
-          </w:tcPr>
-          <w:p>
-            <w:pPr>
-              <w:spacing w:after="20" w:line="240"/>
-            </w:pPr>
-            <w:r>
-              <w:rPr>
-                <w:sz w:val="18"/>
-                <w:szCs w:val="18"/>
-              </w:rPr>
-              <w:t xml:space="preserve">Documentos de la asignatura</w:t>
-            </w:r>
-          </w:p>
-        </w:tc>
-        <w:tc>
-          <w:tcPr>
-            <w:tcW w:type="dxa" w:w="4173"/>
-            <w:tcBorders>
-              <w:top w:val="single" w:color="BFC5C2" w:sz="4"/>
-              <w:left w:val="single" w:color="BFC5C2" w:sz="4"/>
-              <w:bottom w:val="single" w:color="BFC5C2" w:sz="4"/>
-              <w:right w:val="single" w:color="BFC5C2" w:sz="4"/>
-            </w:tcBorders>
-            <w:tcMar>
-              <w:top w:type="dxa" w:w="60"/>
-              <w:left w:type="dxa" w:w="90"/>
-              <w:bottom w:type="dxa" w:w="60"/>
-              <w:right w:type="dxa" w:w="90"/>
-            </w:tcMar>
-            <w:vAlign w:val="center"/>
-          </w:tcPr>
-          <w:p>
-            <w:pPr>
-              <w:spacing w:after="20" w:line="240"/>
-            </w:pPr>
-            <w:r>
-              <w:rPr>
-                <w:sz w:val="18"/>
-                <w:szCs w:val="18"/>
-              </w:rPr>
-              <w:t xml:space="preserve">Informe de avance, diario de reflexión, autoevaluación y guías.</w:t>
-            </w:r>
-          </w:p>
-        </w:tc>
-        <w:tc>
-          <w:tcPr>
-            <w:tcW w:type="dxa" w:w="2903"/>
-            <w:tcBorders>
-              <w:top w:val="single" w:color="BFC5C2" w:sz="4"/>
-              <w:left w:val="single" w:color="BFC5C2" w:sz="4"/>
-              <w:bottom w:val="single" w:color="BFC5C2" w:sz="4"/>
-              <w:right w:val="single" w:color="BFC5C2" w:sz="4"/>
-            </w:tcBorders>
-            <w:tcMar>
-              <w:top w:type="dxa" w:w="60"/>
-              <w:left w:type="dxa" w:w="90"/>
-              <w:bottom w:type="dxa" w:w="60"/>
-              <w:right w:type="dxa" w:w="90"/>
-            </w:tcMar>
-            <w:vAlign w:val="center"/>
-          </w:tcPr>
-          <w:p>
-            <w:pPr>
-              <w:spacing w:after="20" w:line="240"/>
-            </w:pPr>
-            <w:r>
-              <w:rPr>
-                <w:sz w:val="18"/>
-                <w:szCs w:val="18"/>
-              </w:rPr>
-              <w:t xml:space="preserve">Fase 1/ y Fase 2/</w:t>
-            </w:r>
-          </w:p>
-        </w:tc>
-      </w:tr>
-    </w:tbl>
-    <w:p>
-      <w:pPr>
-        <w:spacing w:after="80"/>
-      </w:pPr>
-    </w:p>
-    <w:p>
-      <w:pPr>
-        <w:spacing w:after="120" w:line="264"/>
-        <w:jc w:val="both"/>
-      </w:pPr>
-      <w:r>
-        <w:t xml:space="preserve">Las evidencias más representativas se incluyen en el cuerpo de este informe (Figuras 1 a 15) y en el Anexo A.</w:t>
-      </w:r>
-    </w:p>
-    <w:p>
-      <w:pPr>
-        <w:pStyle w:val="Heading1"/>
-        <w:pageBreakBefore/>
-      </w:pPr>
-      <w:r>
-        <w:t xml:space="preserve">7. Intereses y proyecciones profesionales</w:t>
-      </w:r>
-    </w:p>
-    <w:p>
-      <w:pPr>
-        <w:pStyle w:val="Heading2"/>
-      </w:pPr>
-      <w:r>
-        <w:t xml:space="preserve">7.1 Relación con las competencias del perfil de egreso</w:t>
-      </w:r>
-    </w:p>
-    <w:p>
-      <w:pPr>
-        <w:spacing w:after="120" w:line="264"/>
-        <w:jc w:val="both"/>
-      </w:pPr>
-      <w:r>
-        <w:t xml:space="preserve">El proyecto se vincula con el área de desempeño de </w:t>
-      </w:r>
-      <w:r>
-        <w:rPr>
-          <w:b/>
-          <w:bCs/>
-        </w:rPr>
-        <w:t xml:space="preserve">Desarrollo de Software</w:t>
-      </w:r>
-      <w:r>
-        <w:t xml:space="preserve"> y puso en práctica las competencias del perfil de egreso declaradas en la Fase 1 (Tabla 13).</w:t>
-      </w:r>
-    </w:p>
-    <w:p>
-      <w:pPr>
-        <w:keepNext/>
-        <w:spacing w:after="60" w:before="120"/>
-      </w:pPr>
-      <w:r>
-        <w:rPr>
-          <w:b/>
-          <w:bCs/>
-          <w:sz w:val="18"/>
-          <w:szCs w:val="18"/>
-        </w:rPr>
-        <w:t xml:space="preserve">Tabla 13. </w:t>
-      </w:r>
-      <w:r>
-        <w:rPr>
-          <w:i/>
-          <w:iCs/>
-          <w:color w:val="555555"/>
-          <w:sz w:val="18"/>
-          <w:szCs w:val="18"/>
-        </w:rPr>
-        <w:t xml:space="preserve">Competencias del perfil de egreso aplicadas.</w:t>
-      </w:r>
-    </w:p>
-    <w:tbl>
-      <w:tblPr>
-        <w:tblW w:type="dxa" w:w="9072"/>
-        <w:tblBorders>
-          <w:top w:val="single" w:color="auto" w:sz="4"/>
-          <w:left w:val="single" w:color="auto" w:sz="4"/>
-          <w:bottom w:val="single" w:color="auto" w:sz="4"/>
-          <w:right w:val="single" w:color="auto" w:sz="4"/>
-          <w:insideH w:val="single" w:color="auto" w:sz="4"/>
-          <w:insideV w:val="single" w:color="auto" w:sz="4"/>
-        </w:tblBorders>
-      </w:tblPr>
-      <w:tblGrid>
-        <w:gridCol w:w="3266"/>
-        <w:gridCol w:w="5806"/>
-      </w:tblGrid>
-      <w:tr>
-        <w:trPr>
-          <w:tblHeader/>
-        </w:trPr>
-        <w:tc>
-          <w:tcPr>
-            <w:tcW w:type="dxa" w:w="3266"/>
-            <w:tcBorders>
-              <w:top w:val="single" w:color="BFC5C2" w:sz="4"/>
-              <w:left w:val="single" w:color="BFC5C2" w:sz="4"/>
-              <w:bottom w:val="single" w:color="BFC5C2" w:sz="4"/>
-              <w:right w:val="single" w:color="BFC5C2" w:sz="4"/>
-            </w:tcBorders>
-            <w:shd w:fill="1F3864" w:color="auto" w:val="clear"/>
-            <w:tcMar>
-              <w:top w:type="dxa" w:w="60"/>
-              <w:left w:type="dxa" w:w="90"/>
-              <w:bottom w:type="dxa" w:w="60"/>
-              <w:right w:type="dxa" w:w="90"/>
-            </w:tcMar>
-            <w:vAlign w:val="center"/>
-          </w:tcPr>
-          <w:p>
-            <w:pPr>
-              <w:spacing w:after="20" w:line="240"/>
-            </w:pPr>
-            <w:r>
-              <w:rPr>
-                <w:b/>
-                <w:bCs/>
-                <w:color w:val="FFFFFF"/>
-                <w:sz w:val="18"/>
-                <w:szCs w:val="18"/>
-              </w:rPr>
-              <w:t xml:space="preserve">Competencia</w:t>
-            </w:r>
-          </w:p>
-        </w:tc>
-        <w:tc>
-          <w:tcPr>
-            <w:tcW w:type="dxa" w:w="5806"/>
-            <w:tcBorders>
-              <w:top w:val="single" w:color="BFC5C2" w:sz="4"/>
-              <w:left w:val="single" w:color="BFC5C2" w:sz="4"/>
-              <w:bottom w:val="single" w:color="BFC5C2" w:sz="4"/>
-              <w:right w:val="single" w:color="BFC5C2" w:sz="4"/>
-            </w:tcBorders>
-            <w:shd w:fill="1F3864" w:color="auto" w:val="clear"/>
-            <w:tcMar>
-              <w:top w:type="dxa" w:w="60"/>
-              <w:left w:type="dxa" w:w="90"/>
-              <w:bottom w:type="dxa" w:w="60"/>
-              <w:right w:type="dxa" w:w="90"/>
-            </w:tcMar>
-            <w:vAlign w:val="center"/>
-          </w:tcPr>
-          <w:p>
-            <w:pPr>
-              <w:spacing w:after="20" w:line="240"/>
-            </w:pPr>
-            <w:r>
-              <w:rPr>
-                <w:b/>
-                <w:bCs/>
-                <w:color w:val="FFFFFF"/>
-                <w:sz w:val="18"/>
-                <w:szCs w:val="18"/>
-              </w:rPr>
-              <w:t xml:space="preserve">Cómo se aplicó en el proyecto</w:t>
-            </w:r>
-          </w:p>
-        </w:tc>
-      </w:tr>
-      <w:tr>
-        <w:trPr>
-          <w:cantSplit/>
-        </w:trPr>
-        <w:tc>
-          <w:tcPr>
-            <w:tcW w:type="dxa" w:w="3266"/>
-            <w:tcBorders>
-              <w:top w:val="single" w:color="BFC5C2" w:sz="4"/>
-              <w:left w:val="single" w:color="BFC5C2" w:sz="4"/>
-              <w:bottom w:val="single" w:color="BFC5C2" w:sz="4"/>
-              <w:right w:val="single" w:color="BFC5C2" w:sz="4"/>
-            </w:tcBorders>
-            <w:tcMar>
-              <w:top w:type="dxa" w:w="60"/>
-              <w:left w:type="dxa" w:w="90"/>
-              <w:bottom w:type="dxa" w:w="60"/>
-              <w:right w:type="dxa" w:w="90"/>
-            </w:tcMar>
-            <w:vAlign w:val="center"/>
-          </w:tcPr>
-          <w:p>
-            <w:pPr>
-              <w:spacing w:after="20" w:line="240"/>
-            </w:pPr>
-            <w:r>
-              <w:rPr>
-                <w:sz w:val="18"/>
-                <w:szCs w:val="18"/>
-              </w:rPr>
-              <w:t xml:space="preserve">C2. Gestionar proyectos informáticos, ofreciendo alternativas para la toma de decisiones de acuerdo con los requerimientos de la organización.</w:t>
-            </w:r>
-          </w:p>
-        </w:tc>
-        <w:tc>
-          <w:tcPr>
-            <w:tcW w:type="dxa" w:w="5806"/>
-            <w:tcBorders>
-              <w:top w:val="single" w:color="BFC5C2" w:sz="4"/>
-              <w:left w:val="single" w:color="BFC5C2" w:sz="4"/>
-              <w:bottom w:val="single" w:color="BFC5C2" w:sz="4"/>
-              <w:right w:val="single" w:color="BFC5C2" w:sz="4"/>
-            </w:tcBorders>
-            <w:tcMar>
-              <w:top w:type="dxa" w:w="60"/>
-              <w:left w:type="dxa" w:w="90"/>
-              <w:bottom w:type="dxa" w:w="60"/>
-              <w:right w:type="dxa" w:w="90"/>
-            </w:tcMar>
-            <w:vAlign w:val="center"/>
-          </w:tcPr>
-          <w:p>
-            <w:pPr>
-              <w:spacing w:after="20" w:line="240"/>
-            </w:pPr>
-            <w:r>
-              <w:rPr>
-                <w:sz w:val="18"/>
-                <w:szCs w:val="18"/>
-              </w:rPr>
-              <w:t xml:space="preserve">Gestión con Kanban; repriorización del backlog al ampliarse el alcance; decisiones documentadas con alternativas (MinIO frente a recursos incrustados, Docker local frente a la nube) y riesgos (plan gratuito, trabajo individual).</w:t>
-            </w:r>
-          </w:p>
-        </w:tc>
-      </w:tr>
-      <w:tr>
-        <w:trPr>
-          <w:cantSplit/>
-        </w:trPr>
-        <w:tc>
-          <w:tcPr>
-            <w:tcW w:type="dxa" w:w="3266"/>
-            <w:tcBorders>
-              <w:top w:val="single" w:color="BFC5C2" w:sz="4"/>
-              <w:left w:val="single" w:color="BFC5C2" w:sz="4"/>
-              <w:bottom w:val="single" w:color="BFC5C2" w:sz="4"/>
-              <w:right w:val="single" w:color="BFC5C2" w:sz="4"/>
-            </w:tcBorders>
-            <w:tcMar>
-              <w:top w:type="dxa" w:w="60"/>
-              <w:left w:type="dxa" w:w="90"/>
-              <w:bottom w:type="dxa" w:w="60"/>
-              <w:right w:type="dxa" w:w="90"/>
-            </w:tcMar>
-            <w:vAlign w:val="center"/>
-          </w:tcPr>
-          <w:p>
-            <w:pPr>
-              <w:spacing w:after="20" w:line="240"/>
-            </w:pPr>
-            <w:r>
-              <w:rPr>
-                <w:sz w:val="18"/>
-                <w:szCs w:val="18"/>
-              </w:rPr>
-              <w:t xml:space="preserve">C3. Construir modelos de datos para soportar los requerimientos de la organización.</w:t>
-            </w:r>
-          </w:p>
-        </w:tc>
-        <w:tc>
-          <w:tcPr>
-            <w:tcW w:type="dxa" w:w="5806"/>
-            <w:tcBorders>
-              <w:top w:val="single" w:color="BFC5C2" w:sz="4"/>
-              <w:left w:val="single" w:color="BFC5C2" w:sz="4"/>
-              <w:bottom w:val="single" w:color="BFC5C2" w:sz="4"/>
-              <w:right w:val="single" w:color="BFC5C2" w:sz="4"/>
-            </w:tcBorders>
-            <w:tcMar>
-              <w:top w:type="dxa" w:w="60"/>
-              <w:left w:type="dxa" w:w="90"/>
-              <w:bottom w:type="dxa" w:w="60"/>
-              <w:right w:type="dxa" w:w="90"/>
-            </w:tcMar>
-            <w:vAlign w:val="center"/>
-          </w:tcPr>
-          <w:p>
-            <w:pPr>
-              <w:spacing w:after="20" w:line="240"/>
-            </w:pPr>
-            <w:r>
-              <w:rPr>
-                <w:sz w:val="18"/>
-                <w:szCs w:val="18"/>
-              </w:rPr>
-              <w:t xml:space="preserve">Modelo relacional de 8 tablas que representa el currículum oficial, el catálogo frente a los elementos propios y las clases ordenadas; 4 migraciones sin pérdida de datos; carga y validación de 324 OA; Row Level Security.</w:t>
-            </w:r>
-          </w:p>
-        </w:tc>
-      </w:tr>
-      <w:tr>
-        <w:trPr>
-          <w:cantSplit/>
-        </w:trPr>
-        <w:tc>
-          <w:tcPr>
-            <w:tcW w:type="dxa" w:w="3266"/>
-            <w:tcBorders>
-              <w:top w:val="single" w:color="BFC5C2" w:sz="4"/>
-              <w:left w:val="single" w:color="BFC5C2" w:sz="4"/>
-              <w:bottom w:val="single" w:color="BFC5C2" w:sz="4"/>
-              <w:right w:val="single" w:color="BFC5C2" w:sz="4"/>
-            </w:tcBorders>
-            <w:tcMar>
-              <w:top w:type="dxa" w:w="60"/>
-              <w:left w:type="dxa" w:w="90"/>
-              <w:bottom w:type="dxa" w:w="60"/>
-              <w:right w:type="dxa" w:w="90"/>
-            </w:tcMar>
-            <w:vAlign w:val="center"/>
-          </w:tcPr>
-          <w:p>
-            <w:pPr>
-              <w:spacing w:after="20" w:line="240"/>
-            </w:pPr>
-            <w:r>
-              <w:rPr>
-                <w:sz w:val="18"/>
-                <w:szCs w:val="18"/>
-              </w:rPr>
-              <w:t xml:space="preserve">C4. Desarrollar una solución de software utilizando técnicas que permitan sistematizar el proceso de desarrollo y mantenimiento.</w:t>
-            </w:r>
-          </w:p>
-        </w:tc>
-        <w:tc>
-          <w:tcPr>
-            <w:tcW w:type="dxa" w:w="5806"/>
-            <w:tcBorders>
-              <w:top w:val="single" w:color="BFC5C2" w:sz="4"/>
-              <w:left w:val="single" w:color="BFC5C2" w:sz="4"/>
-              <w:bottom w:val="single" w:color="BFC5C2" w:sz="4"/>
-              <w:right w:val="single" w:color="BFC5C2" w:sz="4"/>
-            </w:tcBorders>
-            <w:tcMar>
-              <w:top w:type="dxa" w:w="60"/>
-              <w:left w:type="dxa" w:w="90"/>
-              <w:bottom w:type="dxa" w:w="60"/>
-              <w:right w:type="dxa" w:w="90"/>
-            </w:tcMar>
-            <w:vAlign w:val="center"/>
-          </w:tcPr>
-          <w:p>
-            <w:pPr>
-              <w:spacing w:after="20" w:line="240"/>
-            </w:pPr>
-            <w:r>
-              <w:rPr>
-                <w:sz w:val="18"/>
-                <w:szCs w:val="18"/>
-              </w:rPr>
-              <w:t xml:space="preserve">Arquitectura en capas y por módulos, control de versiones con trazabilidad, despliegue automático, pruebas automatizadas, seguridad según OWASP y documentación técnica con diagramas UML.</w:t>
-            </w:r>
-          </w:p>
-        </w:tc>
-      </w:tr>
-      <w:tr>
-        <w:trPr>
-          <w:cantSplit/>
-        </w:trPr>
-        <w:tc>
-          <w:tcPr>
-            <w:tcW w:type="dxa" w:w="3266"/>
-            <w:tcBorders>
-              <w:top w:val="single" w:color="BFC5C2" w:sz="4"/>
-              <w:left w:val="single" w:color="BFC5C2" w:sz="4"/>
-              <w:bottom w:val="single" w:color="BFC5C2" w:sz="4"/>
-              <w:right w:val="single" w:color="BFC5C2" w:sz="4"/>
-            </w:tcBorders>
-            <w:tcMar>
-              <w:top w:type="dxa" w:w="60"/>
-              <w:left w:type="dxa" w:w="90"/>
-              <w:bottom w:type="dxa" w:w="60"/>
-              <w:right w:type="dxa" w:w="90"/>
-            </w:tcMar>
-            <w:vAlign w:val="center"/>
-          </w:tcPr>
-          <w:p>
-            <w:pPr>
-              <w:spacing w:after="20" w:line="240"/>
-            </w:pPr>
-            <w:r>
-              <w:rPr>
-                <w:sz w:val="18"/>
-                <w:szCs w:val="18"/>
-              </w:rPr>
-              <w:t xml:space="preserve">C5. Comunicarse de forma oral y escrita usando el idioma inglés en situaciones sociolaborales.</w:t>
-            </w:r>
-          </w:p>
-        </w:tc>
-        <w:tc>
-          <w:tcPr>
-            <w:tcW w:type="dxa" w:w="5806"/>
-            <w:tcBorders>
-              <w:top w:val="single" w:color="BFC5C2" w:sz="4"/>
-              <w:left w:val="single" w:color="BFC5C2" w:sz="4"/>
-              <w:bottom w:val="single" w:color="BFC5C2" w:sz="4"/>
-              <w:right w:val="single" w:color="BFC5C2" w:sz="4"/>
-            </w:tcBorders>
-            <w:tcMar>
-              <w:top w:type="dxa" w:w="60"/>
-              <w:left w:type="dxa" w:w="90"/>
-              <w:bottom w:type="dxa" w:w="60"/>
-              <w:right w:type="dxa" w:w="90"/>
-            </w:tcMar>
-            <w:vAlign w:val="center"/>
-          </w:tcPr>
-          <w:p>
-            <w:pPr>
-              <w:spacing w:after="20" w:line="240"/>
-            </w:pPr>
-            <w:r>
-              <w:rPr>
-                <w:sz w:val="18"/>
-                <w:szCs w:val="18"/>
-              </w:rPr>
-              <w:t xml:space="preserve">Abstract, conclusiones y reflexión personal en inglés en los informes; presentación del proyecto en inglés en la asignatura de inglés (EA2).</w:t>
-            </w:r>
-          </w:p>
-        </w:tc>
-      </w:tr>
-    </w:tbl>
-    <w:p>
-      <w:pPr>
-        <w:spacing w:after="80"/>
-      </w:pPr>
-    </w:p>
-    <w:p>
-      <w:pPr>
-        <w:pStyle w:val="Heading2"/>
-      </w:pPr>
-      <w:r>
-        <w:t xml:space="preserve">7.2 Aporte del proyecto a mis intereses profesionales</w:t>
-      </w:r>
-    </w:p>
-    <w:p>
-      <w:pPr>
-        <w:spacing w:after="120" w:line="264"/>
-        <w:jc w:val="both"/>
-      </w:pPr>
-      <w:r>
-        <w:t xml:space="preserve">Al comenzar la asignatura declaré mi interés en el </w:t>
-      </w:r>
-      <w:r>
-        <w:rPr>
-          <w:b/>
-          <w:bCs/>
-        </w:rPr>
-        <w:t xml:space="preserve">desarrollo de software full stack con impacto social</w:t>
-      </w:r>
-      <w:r>
-        <w:t xml:space="preserve">, en particular en educación, y en fortalecer la arquitectura de software y el despliegue con contenedores. El proyecto confirmó ese interés: trabajar en un problema que veo en mi trabajo, en licitaciones de tecnología educativa, me motivó a construir una solución que pueda servir a docentes reales.</w:t>
-      </w:r>
-    </w:p>
-    <w:p>
-      <w:pPr>
-        <w:spacing w:after="120" w:line="264"/>
-        <w:jc w:val="both"/>
-      </w:pPr>
-      <w:r>
-        <w:t xml:space="preserve">El proyecto también amplió mis intereses. Descubrí que me interesan la </w:t>
-      </w:r>
-      <w:r>
-        <w:rPr>
-          <w:b/>
-          <w:bCs/>
-        </w:rPr>
-        <w:t xml:space="preserve">seguridad de aplicaciones</w:t>
-      </w:r>
-      <w:r>
-        <w:t xml:space="preserve"> (diseñar controles, auditarlos y corregir mis propios errores, como el del límite de intentos) y la </w:t>
-      </w:r>
-      <w:r>
-        <w:rPr>
-          <w:b/>
-          <w:bCs/>
-        </w:rPr>
-        <w:t xml:space="preserve">calidad y el rendimiento</w:t>
-      </w:r>
-      <w:r>
-        <w:t xml:space="preserve"> medidos con datos: diagnosticar un cuello de botella en producción a partir de una prueba de carga fue uno de los aprendizajes más valiosos. Además, publicar la aplicación en la nube con despliegue automático me acercó a las prácticas de </w:t>
-      </w:r>
-      <w:r>
-        <w:rPr>
-          <w:b/>
-          <w:bCs/>
-        </w:rPr>
-        <w:t xml:space="preserve">DevOps</w:t>
-      </w:r>
-      <w:r>
-        <w:t xml:space="preserve">.</w:t>
-      </w:r>
-    </w:p>
-    <w:p>
-      <w:pPr>
-        <w:pStyle w:val="Heading2"/>
-      </w:pPr>
-      <w:r>
-        <w:t xml:space="preserve">7.3 Proyecciones laborales</w:t>
-      </w:r>
-    </w:p>
-    <w:p>
-      <w:pPr>
-        <w:spacing w:after="120" w:line="264"/>
-        <w:jc w:val="both"/>
-      </w:pPr>
-      <w:r>
-        <w:t xml:space="preserve">A corto plazo, me proyecto como </w:t>
-      </w:r>
-      <w:r>
-        <w:rPr>
-          <w:b/>
-          <w:bCs/>
-        </w:rPr>
-        <w:t xml:space="preserve">desarrollador full stack</w:t>
-      </w:r>
-      <w:r>
-        <w:t xml:space="preserve"> en proyectos de tecnología educativa o del sector público, donde puedo aportar tanto la parte técnica como el conocimiento del proceso de licitación. En lo inmediato, quiero presentar Software Educativo en mi empresa como complemento de las pantallas interactivas en las licitaciones y buscar un piloto con un establecimiento.</w:t>
-      </w:r>
-    </w:p>
-    <w:p>
-      <w:pPr>
-        <w:spacing w:after="120" w:line="264"/>
-        <w:jc w:val="both"/>
-      </w:pPr>
-      <w:r>
-        <w:t xml:space="preserve">Los temas que me gustaría seguir profundizando, que coinciden con la proyección de la plataforma, son:</w:t>
-      </w:r>
-    </w:p>
-    <w:p>
-      <w:pPr>
-        <w:pStyle w:val="ListParagraph"/>
-        <w:numPr>
-          <w:ilvl w:val="0"/>
-          <w:numId w:val="2"/>
-        </w:numPr>
-        <w:spacing w:after="60" w:line="264"/>
-        <w:jc w:val="left"/>
-      </w:pPr>
-      <w:r>
-        <w:rPr>
-          <w:b/>
-          <w:bCs/>
-        </w:rPr>
-        <w:t xml:space="preserve">Producto:</w:t>
-      </w:r>
-      <w:r>
-        <w:t xml:space="preserve"> roles con panel de administración del establecimiento, carga del currículum de todas las asignaturas y niveles, y subida de archivos.</w:t>
-      </w:r>
-    </w:p>
-    <w:p>
-      <w:pPr>
-        <w:pStyle w:val="ListParagraph"/>
-        <w:numPr>
-          <w:ilvl w:val="0"/>
-          <w:numId w:val="2"/>
-        </w:numPr>
-        <w:spacing w:after="60" w:line="264"/>
-        <w:jc w:val="left"/>
-      </w:pPr>
-      <w:r>
-        <w:rPr>
-          <w:b/>
-          <w:bCs/>
-        </w:rPr>
-        <w:t xml:space="preserve">Seguridad:</w:t>
-      </w:r>
-      <w:r>
-        <w:t xml:space="preserve"> recuperación de contraseña, registro de eventos de seguridad y tokens de corta duración.</w:t>
-      </w:r>
-    </w:p>
-    <w:p>
-      <w:pPr>
-        <w:pStyle w:val="ListParagraph"/>
-        <w:numPr>
-          <w:ilvl w:val="0"/>
-          <w:numId w:val="2"/>
-        </w:numPr>
-        <w:spacing w:after="60" w:line="264"/>
-        <w:jc w:val="left"/>
-      </w:pPr>
-      <w:r>
-        <w:rPr>
-          <w:b/>
-          <w:bCs/>
-        </w:rPr>
-        <w:t xml:space="preserve">Infraestructura en la nube:</w:t>
-      </w:r>
-      <w:r>
-        <w:t xml:space="preserve"> escalar la API con varias instancias, servidores más cercanos a Chile y una certificación en la nube.</w:t>
-      </w:r>
-    </w:p>
-    <w:p>
-      <w:pPr>
-        <w:pStyle w:val="Heading1"/>
-        <w:pageBreakBefore/>
-      </w:pPr>
-      <w:r>
-        <w:t xml:space="preserve">8. Conclusions</w:t>
-      </w:r>
-    </w:p>
-    <w:p>
-      <w:pPr>
-        <w:spacing w:after="120" w:line="264"/>
-        <w:jc w:val="both"/>
-      </w:pPr>
-      <w:r>
-        <w:t xml:space="preserve">The general goal of the project was achieved. Software Educativo is online and helps teachers use interactive displays with the official Chilean curriculum. Teachers can find the 324 official learning objectives for Mathematics and Language from 1st to 6th grade, create their own resources and activities, plan lessons and present them in the classroom with embedded videos and a timer. All the specific objectives were completed, some of them with adjustments that I explained in this report.</w:t>
-      </w:r>
-    </w:p>
-    <w:p>
-      <w:pPr>
-        <w:spacing w:after="120" w:line="264"/>
-        <w:jc w:val="both"/>
-      </w:pPr>
-      <w:r>
-        <w:t xml:space="preserve">The change from a minimum viable product to a complete product was the biggest challenge, because I worked alone. Kanban helped me a lot: I could change priorities without losing control, and I finished each feature with its tests and evidence before starting the next one. Publishing the application in the cloud early was also a good decision, because I could test it in real conditions.</w:t>
-      </w:r>
-    </w:p>
-    <w:p>
-      <w:pPr>
-        <w:spacing w:after="120" w:line="264"/>
-        <w:jc w:val="both"/>
-      </w:pPr>
-      <w:r>
-        <w:t xml:space="preserve">Quality was an important part of the project. I wrote 54 automated unit and security tests, tested the API, the data and the user interface, and measured performance in production. These tests helped me find real problems, for example a weak point in my first design of the login limit and a database connection limit that made the API slower. Some features are still future work, such as user roles with an administration panel and file uploads, but the platform is ready to be used and improved.</w:t>
-      </w:r>
-    </w:p>
-    <w:p>
-      <w:pPr>
-        <w:pStyle w:val="Heading1"/>
-        <w:pageBreakBefore/>
-      </w:pPr>
-      <w:r>
-        <w:t xml:space="preserve">9. Personal reflection</w:t>
-      </w:r>
-    </w:p>
-    <w:p>
-      <w:pPr>
-        <w:spacing w:after="120" w:line="264"/>
-        <w:jc w:val="both"/>
-      </w:pPr>
-      <w:r>
-        <w:t xml:space="preserve">This project was the most complete work I have done in my career. At the beginning I thought programming would be the hardest part, but I learned that planning, testing and making decisions are just as important. When my teacher asked for a complete product, I felt worried because I was working alone. Organizing the work in small steps and checking every result gave me confidence.</w:t>
-      </w:r>
-    </w:p>
-    <w:p>
-      <w:pPr>
-        <w:spacing w:after="120" w:line="264"/>
-        <w:jc w:val="both"/>
-      </w:pPr>
-      <w:r>
-        <w:t xml:space="preserve">I also learned to accept and fix my own mistakes. The security tests showed that my first idea for the login limit was not safe, and the load test showed that the database configuration was slowing down the system. Finding these problems with data, and not by guessing, was a valuable lesson for my professional life.</w:t>
-      </w:r>
-    </w:p>
-    <w:p>
-      <w:pPr>
-        <w:spacing w:after="120" w:line="264"/>
-        <w:jc w:val="both"/>
-      </w:pPr>
-      <w:r>
-        <w:t xml:space="preserve">As an area for improvement, I want to work more regularly during the week, because I did a large part of the work in a few long sessions. I also want to keep studying security and cloud infrastructure. Finally, this project confirmed my interest in full stack development with social impact. I see this problem in my job every day, and now I have a real solution that I would like to offer to schools.</w:t>
-      </w:r>
-    </w:p>
-    <w:p>
-      <w:pPr>
-        <w:pStyle w:val="Heading1"/>
-        <w:pageBreakBefore/>
-      </w:pPr>
-      <w:r>
-        <w:t xml:space="preserve">Referencias</w:t>
-      </w:r>
-    </w:p>
-    <w:p>
-      <w:pPr>
-        <w:spacing w:after="100" w:line="264"/>
-        <w:ind w:left="567" w:hanging="567"/>
-      </w:pPr>
-      <w:r>
-        <w:t xml:space="preserve">Anderson, D. J. (2010). </w:t>
-      </w:r>
-      <w:r>
-        <w:rPr>
-          <w:i/>
-          <w:iCs/>
-        </w:rPr>
-        <w:t xml:space="preserve">Kanban: Successful evolutionary change for your technology business</w:t>
-      </w:r>
-      <w:r>
-        <w:t xml:space="preserve">. Blue Hole Press.</w:t>
-      </w:r>
-    </w:p>
-    <w:p>
-      <w:pPr>
-        <w:spacing w:after="100" w:line="264"/>
-        <w:ind w:left="567" w:hanging="567"/>
-      </w:pPr>
-      <w:r>
-        <w:t xml:space="preserve">Google. (s. f.). </w:t>
-      </w:r>
-      <w:r>
-        <w:rPr>
-          <w:i/>
-          <w:iCs/>
-        </w:rPr>
-        <w:t xml:space="preserve">Web Vitals</w:t>
-      </w:r>
-      <w:r>
-        <w:t xml:space="preserve">. web.dev. https://web.dev/articles/vitals</w:t>
-      </w:r>
-    </w:p>
-    <w:p>
-      <w:pPr>
-        <w:spacing w:after="100" w:line="264"/>
-        <w:ind w:left="567" w:hanging="567"/>
-      </w:pPr>
-      <w:r>
-        <w:t xml:space="preserve">Ministerio de Educación de Chile. (2018). </w:t>
-      </w:r>
-      <w:r>
-        <w:rPr>
-          <w:i/>
-          <w:iCs/>
-        </w:rPr>
-        <w:t xml:space="preserve">Bases Curriculares Primero a Sexto Básico</w:t>
-      </w:r>
-      <w:r>
-        <w:t xml:space="preserve"> (1.ª ed.). Unidad de Currículum y Evaluación. https://www.curriculumnacional.cl/614/articles-22394_bases.pdf</w:t>
-      </w:r>
-    </w:p>
-    <w:p>
-      <w:pPr>
-        <w:spacing w:after="100" w:line="264"/>
-        <w:ind w:left="567" w:hanging="567"/>
-      </w:pPr>
-      <w:r>
-        <w:t xml:space="preserve">NestJS. (s. f.). </w:t>
-      </w:r>
-      <w:r>
-        <w:rPr>
-          <w:i/>
-          <w:iCs/>
-        </w:rPr>
-        <w:t xml:space="preserve">Documentation</w:t>
-      </w:r>
-      <w:r>
-        <w:t xml:space="preserve">. https://docs.nestjs.com</w:t>
-      </w:r>
-    </w:p>
-    <w:p>
-      <w:pPr>
-        <w:spacing w:after="100" w:line="264"/>
-        <w:ind w:left="567" w:hanging="567"/>
-      </w:pPr>
-      <w:r>
-        <w:t xml:space="preserve">OWASP Foundation. (2021). </w:t>
-      </w:r>
-      <w:r>
-        <w:rPr>
-          <w:i/>
-          <w:iCs/>
-        </w:rPr>
-        <w:t xml:space="preserve">OWASP Top 10: 2021</w:t>
-      </w:r>
-      <w:r>
-        <w:t xml:space="preserve">. https://owasp.org/Top10/</w:t>
-      </w:r>
-    </w:p>
-    <w:p>
-      <w:pPr>
-        <w:spacing w:after="100" w:line="264"/>
-        <w:ind w:left="567" w:hanging="567"/>
-      </w:pPr>
-      <w:r>
-        <w:t xml:space="preserve">Pantaleo, G. (2015). </w:t>
-      </w:r>
-      <w:r>
-        <w:rPr>
-          <w:i/>
-          <w:iCs/>
-        </w:rPr>
-        <w:t xml:space="preserve">Ingeniería de software</w:t>
-      </w:r>
-      <w:r>
-        <w:t xml:space="preserve">. Alfaomega.</w:t>
-      </w:r>
-    </w:p>
-    <w:p>
-      <w:pPr>
-        <w:spacing w:after="100" w:line="264"/>
-        <w:ind w:left="567" w:hanging="567"/>
-      </w:pPr>
-      <w:r>
-        <w:t xml:space="preserve">Prisma. (s. f.). </w:t>
-      </w:r>
-      <w:r>
-        <w:rPr>
-          <w:i/>
-          <w:iCs/>
-        </w:rPr>
-        <w:t xml:space="preserve">Prisma documentation</w:t>
-      </w:r>
-      <w:r>
-        <w:t xml:space="preserve">. https://www.prisma.io/docs</w:t>
-      </w:r>
-    </w:p>
-    <w:p>
-      <w:pPr>
-        <w:spacing w:after="100" w:line="264"/>
-        <w:ind w:left="567" w:hanging="567"/>
-      </w:pPr>
-      <w:r>
-        <w:t xml:space="preserve">Project Management Institute. (2017). </w:t>
-      </w:r>
-      <w:r>
-        <w:rPr>
-          <w:i/>
-          <w:iCs/>
-        </w:rPr>
-        <w:t xml:space="preserve">Guía de los fundamentos para la dirección de proyectos (Guía del PMBOK)</w:t>
-      </w:r>
-      <w:r>
-        <w:t xml:space="preserve"> (6.ª ed.). Project Management Institute.</w:t>
-      </w:r>
-    </w:p>
-    <w:p>
-      <w:pPr>
-        <w:spacing w:after="100" w:line="264"/>
-        <w:ind w:left="567" w:hanging="567"/>
-      </w:pPr>
-      <w:r>
-        <w:t xml:space="preserve">React. (s. f.). </w:t>
-      </w:r>
-      <w:r>
-        <w:rPr>
-          <w:i/>
-          <w:iCs/>
-        </w:rPr>
-        <w:t xml:space="preserve">React documentation</w:t>
-      </w:r>
-      <w:r>
-        <w:t xml:space="preserve">. https://react.dev</w:t>
-      </w:r>
-    </w:p>
-    <w:p>
-      <w:pPr>
-        <w:spacing w:after="100" w:line="264"/>
-        <w:ind w:left="567" w:hanging="567"/>
-      </w:pPr>
-      <w:r>
-        <w:t xml:space="preserve">Sommerville, I. (2011). </w:t>
-      </w:r>
-      <w:r>
-        <w:rPr>
-          <w:i/>
-          <w:iCs/>
-        </w:rPr>
-        <w:t xml:space="preserve">Ingeniería de software</w:t>
-      </w:r>
-      <w:r>
-        <w:t xml:space="preserve"> (9.ª ed.). Pearson.</w:t>
-      </w:r>
-    </w:p>
-    <w:p>
-      <w:pPr>
-        <w:pStyle w:val="Heading1"/>
-        <w:pageBreakBefore/>
-      </w:pPr>
-      <w:r>
-        <w:t xml:space="preserve">Anexo A. Evidencias complementarias</w:t>
-      </w:r>
-    </w:p>
-    <w:p>
-      <w:pPr>
-        <w:spacing w:after="120" w:line="264"/>
-        <w:jc w:val="both"/>
-      </w:pPr>
-      <w:r>
-        <w:t xml:space="preserve">Las evidencias completas, organizadas por etapa con su descripción, se encuentran en el repositorio. A continuación se incluyen las más representativas que no aparecen en el cuerpo del informe.</w:t>
+        <w:t xml:space="preserve">android/</w:t>
+      </w:r>
+      <w:r>
+        <w:t xml:space="preserve"> se genera en cada equipo y no se sube al repositorio, y el procedimiento quedó documentado en el README.</w:t>
       </w:r>
     </w:p>
     <w:p>
@@ -15446,9 +13535,9 @@
       <w:r>
         <w:drawing>
           <wp:inline distT="0" distB="0" distL="0" distR="0">
-            <wp:extent cx="5486400" cy="3400425"/>
+            <wp:extent cx="5124450" cy="2762250"/>
             <wp:effectExtent t="0" r="0" b="0" l="0"/>
-            <wp:docPr id="17" name="sec_clase.png" descr="Diagrama de secuencia: crear una clase en el planificador." title="Diagrama de secuencia: crear una clase en el planificador."/>
+            <wp:docPr id="17" name="apk_build.png" descr="Android Studio: APK generada correctamente." title="Android Studio: APK generada correctamente."/>
             <wp:cNvGraphicFramePr>
               <a:graphicFrameLocks xmlns:a="http://schemas.openxmlformats.org/drawingml/2006/main" noChangeAspect="1"/>
             </wp:cNvGraphicFramePr>
@@ -15471,7 +13560,7 @@
                   <pic:spPr bwMode="auto">
                     <a:xfrm>
                       <a:off x="0" y="0"/>
-                      <a:ext cx="5486400" cy="3400425"/>
+                      <a:ext cx="5124450" cy="2762250"/>
                     </a:xfrm>
                     <a:prstGeom prst="rect">
                       <a:avLst/>
@@ -15506,7 +13595,7 @@
           <w:sz w:val="18"/>
           <w:szCs w:val="18"/>
         </w:rPr>
-        <w:t xml:space="preserve">Diagrama de secuencia: crear una clase en el planificador.</w:t>
+        <w:t xml:space="preserve">Android Studio: APK generada correctamente.</w:t>
       </w:r>
     </w:p>
     <w:p>
@@ -15518,9 +13607,9 @@
       <w:r>
         <w:drawing>
           <wp:inline distT="0" distB="0" distL="0" distR="0">
-            <wp:extent cx="5124450" cy="4943475"/>
+            <wp:extent cx="5124450" cy="2457450"/>
             <wp:effectExtent t="0" r="0" b="0" l="0"/>
-            <wp:docPr id="18" name="sec_present.png" descr="Diagrama de secuencia: presentar una clase en la pantalla interactiva." title="Diagrama de secuencia: presentar una clase en la pantalla interactiva."/>
+            <wp:docPr id="18" name="apk_app.png" descr="App Android en el emulador: explorador curricular, planificador, modo presentación y video en reproducción." title="App Android en el emulador: explorador curricular, planificador, modo presentación y video en reproducción."/>
             <wp:cNvGraphicFramePr>
               <a:graphicFrameLocks xmlns:a="http://schemas.openxmlformats.org/drawingml/2006/main" noChangeAspect="1"/>
             </wp:cNvGraphicFramePr>
@@ -15543,7 +13632,7 @@
                   <pic:spPr bwMode="auto">
                     <a:xfrm>
                       <a:off x="0" y="0"/>
-                      <a:ext cx="5124450" cy="4943475"/>
+                      <a:ext cx="5124450" cy="2457450"/>
                     </a:xfrm>
                     <a:prstGeom prst="rect">
                       <a:avLst/>
@@ -15578,7 +13667,2120 @@
           <w:sz w:val="18"/>
           <w:szCs w:val="18"/>
         </w:rPr>
-        <w:t xml:space="preserve">Diagrama de secuencia: presentar una clase en la pantalla interactiva.</w:t>
+        <w:t xml:space="preserve">App Android en el emulador: explorador curricular, planificador, modo presentación y video en reproducción.</w:t>
+      </w:r>
+    </w:p>
+    <w:p>
+      <w:pPr>
+        <w:pStyle w:val="Heading1"/>
+        <w:pageBreakBefore/>
+      </w:pPr>
+      <w:r>
+        <w:t xml:space="preserve">6. Evidencias</w:t>
+      </w:r>
+    </w:p>
+    <w:p>
+      <w:pPr>
+        <w:spacing w:after="120" w:line="264"/>
+        <w:jc w:val="both"/>
+      </w:pPr>
+      <w:r>
+        <w:t xml:space="preserve">La Tabla 12 relaciona las evidencias comprometidas en la Fase 1 con su resultado final y su ubicación. Todas están disponibles en el repositorio público y en la aplicación en línea.</w:t>
+      </w:r>
+    </w:p>
+    <w:p>
+      <w:pPr>
+        <w:keepNext/>
+        <w:spacing w:after="60" w:before="120"/>
+      </w:pPr>
+      <w:r>
+        <w:rPr>
+          <w:b/>
+          <w:bCs/>
+          <w:sz w:val="18"/>
+          <w:szCs w:val="18"/>
+        </w:rPr>
+        <w:t xml:space="preserve">Tabla 12. </w:t>
+      </w:r>
+      <w:r>
+        <w:rPr>
+          <w:i/>
+          <w:iCs/>
+          <w:color w:val="555555"/>
+          <w:sz w:val="18"/>
+          <w:szCs w:val="18"/>
+        </w:rPr>
+        <w:t xml:space="preserve">Evidencias del proyecto.</w:t>
+      </w:r>
+    </w:p>
+    <w:tbl>
+      <w:tblPr>
+        <w:tblW w:type="dxa" w:w="9072"/>
+        <w:tblBorders>
+          <w:top w:val="single" w:color="auto" w:sz="4"/>
+          <w:left w:val="single" w:color="auto" w:sz="4"/>
+          <w:bottom w:val="single" w:color="auto" w:sz="4"/>
+          <w:right w:val="single" w:color="auto" w:sz="4"/>
+          <w:insideH w:val="single" w:color="auto" w:sz="4"/>
+          <w:insideV w:val="single" w:color="auto" w:sz="4"/>
+        </w:tblBorders>
+      </w:tblPr>
+      <w:tblGrid>
+        <w:gridCol w:w="1996"/>
+        <w:gridCol w:w="4173"/>
+        <w:gridCol w:w="2903"/>
+      </w:tblGrid>
+      <w:tr>
+        <w:trPr>
+          <w:tblHeader/>
+        </w:trPr>
+        <w:tc>
+          <w:tcPr>
+            <w:tcW w:type="dxa" w:w="1996"/>
+            <w:tcBorders>
+              <w:top w:val="single" w:color="BFC5C2" w:sz="4"/>
+              <w:left w:val="single" w:color="BFC5C2" w:sz="4"/>
+              <w:bottom w:val="single" w:color="BFC5C2" w:sz="4"/>
+              <w:right w:val="single" w:color="BFC5C2" w:sz="4"/>
+            </w:tcBorders>
+            <w:shd w:fill="1F3864" w:color="auto" w:val="clear"/>
+            <w:tcMar>
+              <w:top w:type="dxa" w:w="60"/>
+              <w:left w:type="dxa" w:w="90"/>
+              <w:bottom w:type="dxa" w:w="60"/>
+              <w:right w:type="dxa" w:w="90"/>
+            </w:tcMar>
+            <w:vAlign w:val="center"/>
+          </w:tcPr>
+          <w:p>
+            <w:pPr>
+              <w:spacing w:after="20" w:line="240"/>
+            </w:pPr>
+            <w:r>
+              <w:rPr>
+                <w:b/>
+                <w:bCs/>
+                <w:color w:val="FFFFFF"/>
+                <w:sz w:val="18"/>
+                <w:szCs w:val="18"/>
+              </w:rPr>
+              <w:t xml:space="preserve">Evidencia</w:t>
+            </w:r>
+          </w:p>
+        </w:tc>
+        <w:tc>
+          <w:tcPr>
+            <w:tcW w:type="dxa" w:w="4173"/>
+            <w:tcBorders>
+              <w:top w:val="single" w:color="BFC5C2" w:sz="4"/>
+              <w:left w:val="single" w:color="BFC5C2" w:sz="4"/>
+              <w:bottom w:val="single" w:color="BFC5C2" w:sz="4"/>
+              <w:right w:val="single" w:color="BFC5C2" w:sz="4"/>
+            </w:tcBorders>
+            <w:shd w:fill="1F3864" w:color="auto" w:val="clear"/>
+            <w:tcMar>
+              <w:top w:type="dxa" w:w="60"/>
+              <w:left w:type="dxa" w:w="90"/>
+              <w:bottom w:type="dxa" w:w="60"/>
+              <w:right w:type="dxa" w:w="90"/>
+            </w:tcMar>
+            <w:vAlign w:val="center"/>
+          </w:tcPr>
+          <w:p>
+            <w:pPr>
+              <w:spacing w:after="20" w:line="240"/>
+            </w:pPr>
+            <w:r>
+              <w:rPr>
+                <w:b/>
+                <w:bCs/>
+                <w:color w:val="FFFFFF"/>
+                <w:sz w:val="18"/>
+                <w:szCs w:val="18"/>
+              </w:rPr>
+              <w:t xml:space="preserve">Qué demuestra</w:t>
+            </w:r>
+          </w:p>
+        </w:tc>
+        <w:tc>
+          <w:tcPr>
+            <w:tcW w:type="dxa" w:w="2903"/>
+            <w:tcBorders>
+              <w:top w:val="single" w:color="BFC5C2" w:sz="4"/>
+              <w:left w:val="single" w:color="BFC5C2" w:sz="4"/>
+              <w:bottom w:val="single" w:color="BFC5C2" w:sz="4"/>
+              <w:right w:val="single" w:color="BFC5C2" w:sz="4"/>
+            </w:tcBorders>
+            <w:shd w:fill="1F3864" w:color="auto" w:val="clear"/>
+            <w:tcMar>
+              <w:top w:type="dxa" w:w="60"/>
+              <w:left w:type="dxa" w:w="90"/>
+              <w:bottom w:type="dxa" w:w="60"/>
+              <w:right w:type="dxa" w:w="90"/>
+            </w:tcMar>
+            <w:vAlign w:val="center"/>
+          </w:tcPr>
+          <w:p>
+            <w:pPr>
+              <w:spacing w:after="20" w:line="240"/>
+            </w:pPr>
+            <w:r>
+              <w:rPr>
+                <w:b/>
+                <w:bCs/>
+                <w:color w:val="FFFFFF"/>
+                <w:sz w:val="18"/>
+                <w:szCs w:val="18"/>
+              </w:rPr>
+              <w:t xml:space="preserve">Ubicación</w:t>
+            </w:r>
+          </w:p>
+        </w:tc>
+      </w:tr>
+      <w:tr>
+        <w:trPr>
+          <w:cantSplit/>
+        </w:trPr>
+        <w:tc>
+          <w:tcPr>
+            <w:tcW w:type="dxa" w:w="1996"/>
+            <w:tcBorders>
+              <w:top w:val="single" w:color="BFC5C2" w:sz="4"/>
+              <w:left w:val="single" w:color="BFC5C2" w:sz="4"/>
+              <w:bottom w:val="single" w:color="BFC5C2" w:sz="4"/>
+              <w:right w:val="single" w:color="BFC5C2" w:sz="4"/>
+            </w:tcBorders>
+            <w:tcMar>
+              <w:top w:type="dxa" w:w="60"/>
+              <w:left w:type="dxa" w:w="90"/>
+              <w:bottom w:type="dxa" w:w="60"/>
+              <w:right w:type="dxa" w:w="90"/>
+            </w:tcMar>
+            <w:vAlign w:val="center"/>
+          </w:tcPr>
+          <w:p>
+            <w:pPr>
+              <w:spacing w:after="20" w:line="240"/>
+            </w:pPr>
+            <w:r>
+              <w:rPr>
+                <w:sz w:val="18"/>
+                <w:szCs w:val="18"/>
+              </w:rPr>
+              <w:t xml:space="preserve">Aplicación en línea</w:t>
+            </w:r>
+          </w:p>
+        </w:tc>
+        <w:tc>
+          <w:tcPr>
+            <w:tcW w:type="dxa" w:w="4173"/>
+            <w:tcBorders>
+              <w:top w:val="single" w:color="BFC5C2" w:sz="4"/>
+              <w:left w:val="single" w:color="BFC5C2" w:sz="4"/>
+              <w:bottom w:val="single" w:color="BFC5C2" w:sz="4"/>
+              <w:right w:val="single" w:color="BFC5C2" w:sz="4"/>
+            </w:tcBorders>
+            <w:tcMar>
+              <w:top w:type="dxa" w:w="60"/>
+              <w:left w:type="dxa" w:w="90"/>
+              <w:bottom w:type="dxa" w:w="60"/>
+              <w:right w:type="dxa" w:w="90"/>
+            </w:tcMar>
+            <w:vAlign w:val="center"/>
+          </w:tcPr>
+          <w:p>
+            <w:pPr>
+              <w:spacing w:after="20" w:line="240"/>
+            </w:pPr>
+            <w:r>
+              <w:rPr>
+                <w:sz w:val="18"/>
+                <w:szCs w:val="18"/>
+              </w:rPr>
+              <w:t xml:space="preserve">El cumplimiento del objetivo general: aplicación funcional de extremo a extremo.</w:t>
+            </w:r>
+          </w:p>
+        </w:tc>
+        <w:tc>
+          <w:tcPr>
+            <w:tcW w:type="dxa" w:w="2903"/>
+            <w:tcBorders>
+              <w:top w:val="single" w:color="BFC5C2" w:sz="4"/>
+              <w:left w:val="single" w:color="BFC5C2" w:sz="4"/>
+              <w:bottom w:val="single" w:color="BFC5C2" w:sz="4"/>
+              <w:right w:val="single" w:color="BFC5C2" w:sz="4"/>
+            </w:tcBorders>
+            <w:tcMar>
+              <w:top w:type="dxa" w:w="60"/>
+              <w:left w:type="dxa" w:w="90"/>
+              <w:bottom w:type="dxa" w:w="60"/>
+              <w:right w:type="dxa" w:w="90"/>
+            </w:tcMar>
+            <w:vAlign w:val="center"/>
+          </w:tcPr>
+          <w:p>
+            <w:pPr>
+              <w:spacing w:after="20" w:line="240"/>
+            </w:pPr>
+            <w:r>
+              <w:rPr>
+                <w:sz w:val="18"/>
+                <w:szCs w:val="18"/>
+              </w:rPr>
+              <w:t xml:space="preserve">https://software-educativo-azure.vercel.app</w:t>
+            </w:r>
+          </w:p>
+        </w:tc>
+      </w:tr>
+      <w:tr>
+        <w:trPr>
+          <w:cantSplit/>
+        </w:trPr>
+        <w:tc>
+          <w:tcPr>
+            <w:tcW w:type="dxa" w:w="1996"/>
+            <w:tcBorders>
+              <w:top w:val="single" w:color="BFC5C2" w:sz="4"/>
+              <w:left w:val="single" w:color="BFC5C2" w:sz="4"/>
+              <w:bottom w:val="single" w:color="BFC5C2" w:sz="4"/>
+              <w:right w:val="single" w:color="BFC5C2" w:sz="4"/>
+            </w:tcBorders>
+            <w:tcMar>
+              <w:top w:type="dxa" w:w="60"/>
+              <w:left w:type="dxa" w:w="90"/>
+              <w:bottom w:type="dxa" w:w="60"/>
+              <w:right w:type="dxa" w:w="90"/>
+            </w:tcMar>
+            <w:vAlign w:val="center"/>
+          </w:tcPr>
+          <w:p>
+            <w:pPr>
+              <w:spacing w:after="20" w:line="240"/>
+            </w:pPr>
+            <w:r>
+              <w:rPr>
+                <w:sz w:val="18"/>
+                <w:szCs w:val="18"/>
+              </w:rPr>
+              <w:t xml:space="preserve">Repositorio Git público</w:t>
+            </w:r>
+          </w:p>
+        </w:tc>
+        <w:tc>
+          <w:tcPr>
+            <w:tcW w:type="dxa" w:w="4173"/>
+            <w:tcBorders>
+              <w:top w:val="single" w:color="BFC5C2" w:sz="4"/>
+              <w:left w:val="single" w:color="BFC5C2" w:sz="4"/>
+              <w:bottom w:val="single" w:color="BFC5C2" w:sz="4"/>
+              <w:right w:val="single" w:color="BFC5C2" w:sz="4"/>
+            </w:tcBorders>
+            <w:tcMar>
+              <w:top w:type="dxa" w:w="60"/>
+              <w:left w:type="dxa" w:w="90"/>
+              <w:bottom w:type="dxa" w:w="60"/>
+              <w:right w:type="dxa" w:w="90"/>
+            </w:tcMar>
+            <w:vAlign w:val="center"/>
+          </w:tcPr>
+          <w:p>
+            <w:pPr>
+              <w:spacing w:after="20" w:line="240"/>
+            </w:pPr>
+            <w:r>
+              <w:rPr>
+                <w:sz w:val="18"/>
+                <w:szCs w:val="18"/>
+              </w:rPr>
+              <w:t xml:space="preserve">El desarrollo incremental, la trazabilidad con el tablero y el aporte del estudiante (37 commits).</w:t>
+            </w:r>
+          </w:p>
+        </w:tc>
+        <w:tc>
+          <w:tcPr>
+            <w:tcW w:type="dxa" w:w="2903"/>
+            <w:tcBorders>
+              <w:top w:val="single" w:color="BFC5C2" w:sz="4"/>
+              <w:left w:val="single" w:color="BFC5C2" w:sz="4"/>
+              <w:bottom w:val="single" w:color="BFC5C2" w:sz="4"/>
+              <w:right w:val="single" w:color="BFC5C2" w:sz="4"/>
+            </w:tcBorders>
+            <w:tcMar>
+              <w:top w:type="dxa" w:w="60"/>
+              <w:left w:type="dxa" w:w="90"/>
+              <w:bottom w:type="dxa" w:w="60"/>
+              <w:right w:type="dxa" w:w="90"/>
+            </w:tcMar>
+            <w:vAlign w:val="center"/>
+          </w:tcPr>
+          <w:p>
+            <w:pPr>
+              <w:spacing w:after="20" w:line="240"/>
+            </w:pPr>
+            <w:r>
+              <w:rPr>
+                <w:sz w:val="18"/>
+                <w:szCs w:val="18"/>
+              </w:rPr>
+              <w:t xml:space="preserve">https://github.com/alcayuqueo/proyectCAPSTON</w:t>
+            </w:r>
+          </w:p>
+        </w:tc>
+      </w:tr>
+      <w:tr>
+        <w:trPr>
+          <w:cantSplit/>
+        </w:trPr>
+        <w:tc>
+          <w:tcPr>
+            <w:tcW w:type="dxa" w:w="1996"/>
+            <w:tcBorders>
+              <w:top w:val="single" w:color="BFC5C2" w:sz="4"/>
+              <w:left w:val="single" w:color="BFC5C2" w:sz="4"/>
+              <w:bottom w:val="single" w:color="BFC5C2" w:sz="4"/>
+              <w:right w:val="single" w:color="BFC5C2" w:sz="4"/>
+            </w:tcBorders>
+            <w:tcMar>
+              <w:top w:type="dxa" w:w="60"/>
+              <w:left w:type="dxa" w:w="90"/>
+              <w:bottom w:type="dxa" w:w="60"/>
+              <w:right w:type="dxa" w:w="90"/>
+            </w:tcMar>
+            <w:vAlign w:val="center"/>
+          </w:tcPr>
+          <w:p>
+            <w:pPr>
+              <w:spacing w:after="20" w:line="240"/>
+            </w:pPr>
+            <w:r>
+              <w:rPr>
+                <w:sz w:val="18"/>
+                <w:szCs w:val="18"/>
+              </w:rPr>
+              <w:t xml:space="preserve">App Android (APK)</w:t>
+            </w:r>
+          </w:p>
+        </w:tc>
+        <w:tc>
+          <w:tcPr>
+            <w:tcW w:type="dxa" w:w="4173"/>
+            <w:tcBorders>
+              <w:top w:val="single" w:color="BFC5C2" w:sz="4"/>
+              <w:left w:val="single" w:color="BFC5C2" w:sz="4"/>
+              <w:bottom w:val="single" w:color="BFC5C2" w:sz="4"/>
+              <w:right w:val="single" w:color="BFC5C2" w:sz="4"/>
+            </w:tcBorders>
+            <w:tcMar>
+              <w:top w:type="dxa" w:w="60"/>
+              <w:left w:type="dxa" w:w="90"/>
+              <w:bottom w:type="dxa" w:w="60"/>
+              <w:right w:type="dxa" w:w="90"/>
+            </w:tcMar>
+            <w:vAlign w:val="center"/>
+          </w:tcPr>
+          <w:p>
+            <w:pPr>
+              <w:spacing w:after="20" w:line="240"/>
+            </w:pPr>
+            <w:r>
+              <w:rPr>
+                <w:sz w:val="18"/>
+                <w:szCs w:val="18"/>
+              </w:rPr>
+              <w:t xml:space="preserve">La versión Android generada con Capacitor y probada en el emulador (4,0 MB).</w:t>
+            </w:r>
+          </w:p>
+        </w:tc>
+        <w:tc>
+          <w:tcPr>
+            <w:tcW w:type="dxa" w:w="2903"/>
+            <w:tcBorders>
+              <w:top w:val="single" w:color="BFC5C2" w:sz="4"/>
+              <w:left w:val="single" w:color="BFC5C2" w:sz="4"/>
+              <w:bottom w:val="single" w:color="BFC5C2" w:sz="4"/>
+              <w:right w:val="single" w:color="BFC5C2" w:sz="4"/>
+            </w:tcBorders>
+            <w:tcMar>
+              <w:top w:type="dxa" w:w="60"/>
+              <w:left w:type="dxa" w:w="90"/>
+              <w:bottom w:type="dxa" w:w="60"/>
+              <w:right w:type="dxa" w:w="90"/>
+            </w:tcMar>
+            <w:vAlign w:val="center"/>
+          </w:tcPr>
+          <w:p>
+            <w:pPr>
+              <w:spacing w:after="20" w:line="240"/>
+            </w:pPr>
+            <w:r>
+              <w:rPr>
+                <w:sz w:val="18"/>
+                <w:szCs w:val="18"/>
+              </w:rPr>
+              <w:t xml:space="preserve">frontend/capacitor.config.json; capturas del paso 17</w:t>
+            </w:r>
+          </w:p>
+        </w:tc>
+      </w:tr>
+      <w:tr>
+        <w:trPr>
+          <w:cantSplit/>
+        </w:trPr>
+        <w:tc>
+          <w:tcPr>
+            <w:tcW w:type="dxa" w:w="1996"/>
+            <w:tcBorders>
+              <w:top w:val="single" w:color="BFC5C2" w:sz="4"/>
+              <w:left w:val="single" w:color="BFC5C2" w:sz="4"/>
+              <w:bottom w:val="single" w:color="BFC5C2" w:sz="4"/>
+              <w:right w:val="single" w:color="BFC5C2" w:sz="4"/>
+            </w:tcBorders>
+            <w:tcMar>
+              <w:top w:type="dxa" w:w="60"/>
+              <w:left w:type="dxa" w:w="90"/>
+              <w:bottom w:type="dxa" w:w="60"/>
+              <w:right w:type="dxa" w:w="90"/>
+            </w:tcMar>
+            <w:vAlign w:val="center"/>
+          </w:tcPr>
+          <w:p>
+            <w:pPr>
+              <w:spacing w:after="20" w:line="240"/>
+            </w:pPr>
+            <w:r>
+              <w:rPr>
+                <w:sz w:val="18"/>
+                <w:szCs w:val="18"/>
+              </w:rPr>
+              <w:t xml:space="preserve">Código fuente</w:t>
+            </w:r>
+          </w:p>
+        </w:tc>
+        <w:tc>
+          <w:tcPr>
+            <w:tcW w:type="dxa" w:w="4173"/>
+            <w:tcBorders>
+              <w:top w:val="single" w:color="BFC5C2" w:sz="4"/>
+              <w:left w:val="single" w:color="BFC5C2" w:sz="4"/>
+              <w:bottom w:val="single" w:color="BFC5C2" w:sz="4"/>
+              <w:right w:val="single" w:color="BFC5C2" w:sz="4"/>
+            </w:tcBorders>
+            <w:tcMar>
+              <w:top w:type="dxa" w:w="60"/>
+              <w:left w:type="dxa" w:w="90"/>
+              <w:bottom w:type="dxa" w:w="60"/>
+              <w:right w:type="dxa" w:w="90"/>
+            </w:tcMar>
+            <w:vAlign w:val="center"/>
+          </w:tcPr>
+          <w:p>
+            <w:pPr>
+              <w:spacing w:after="20" w:line="240"/>
+            </w:pPr>
+            <w:r>
+              <w:rPr>
+                <w:sz w:val="18"/>
+                <w:szCs w:val="18"/>
+              </w:rPr>
+              <w:t xml:space="preserve">La implementación de backend, frontend y base de datos.</w:t>
+            </w:r>
+          </w:p>
+        </w:tc>
+        <w:tc>
+          <w:tcPr>
+            <w:tcW w:type="dxa" w:w="2903"/>
+            <w:tcBorders>
+              <w:top w:val="single" w:color="BFC5C2" w:sz="4"/>
+              <w:left w:val="single" w:color="BFC5C2" w:sz="4"/>
+              <w:bottom w:val="single" w:color="BFC5C2" w:sz="4"/>
+              <w:right w:val="single" w:color="BFC5C2" w:sz="4"/>
+            </w:tcBorders>
+            <w:tcMar>
+              <w:top w:type="dxa" w:w="60"/>
+              <w:left w:type="dxa" w:w="90"/>
+              <w:bottom w:type="dxa" w:w="60"/>
+              <w:right w:type="dxa" w:w="90"/>
+            </w:tcMar>
+            <w:vAlign w:val="center"/>
+          </w:tcPr>
+          <w:p>
+            <w:pPr>
+              <w:spacing w:after="20" w:line="240"/>
+            </w:pPr>
+            <w:r>
+              <w:rPr>
+                <w:sz w:val="18"/>
+                <w:szCs w:val="18"/>
+              </w:rPr>
+              <w:t xml:space="preserve">backend/, frontend/</w:t>
+            </w:r>
+          </w:p>
+        </w:tc>
+      </w:tr>
+      <w:tr>
+        <w:trPr>
+          <w:cantSplit/>
+        </w:trPr>
+        <w:tc>
+          <w:tcPr>
+            <w:tcW w:type="dxa" w:w="1996"/>
+            <w:tcBorders>
+              <w:top w:val="single" w:color="BFC5C2" w:sz="4"/>
+              <w:left w:val="single" w:color="BFC5C2" w:sz="4"/>
+              <w:bottom w:val="single" w:color="BFC5C2" w:sz="4"/>
+              <w:right w:val="single" w:color="BFC5C2" w:sz="4"/>
+            </w:tcBorders>
+            <w:tcMar>
+              <w:top w:type="dxa" w:w="60"/>
+              <w:left w:type="dxa" w:w="90"/>
+              <w:bottom w:type="dxa" w:w="60"/>
+              <w:right w:type="dxa" w:w="90"/>
+            </w:tcMar>
+            <w:vAlign w:val="center"/>
+          </w:tcPr>
+          <w:p>
+            <w:pPr>
+              <w:spacing w:after="20" w:line="240"/>
+            </w:pPr>
+            <w:r>
+              <w:rPr>
+                <w:sz w:val="18"/>
+                <w:szCs w:val="18"/>
+              </w:rPr>
+              <w:t xml:space="preserve">Modelo de datos</w:t>
+            </w:r>
+          </w:p>
+        </w:tc>
+        <w:tc>
+          <w:tcPr>
+            <w:tcW w:type="dxa" w:w="4173"/>
+            <w:tcBorders>
+              <w:top w:val="single" w:color="BFC5C2" w:sz="4"/>
+              <w:left w:val="single" w:color="BFC5C2" w:sz="4"/>
+              <w:bottom w:val="single" w:color="BFC5C2" w:sz="4"/>
+              <w:right w:val="single" w:color="BFC5C2" w:sz="4"/>
+            </w:tcBorders>
+            <w:tcMar>
+              <w:top w:type="dxa" w:w="60"/>
+              <w:left w:type="dxa" w:w="90"/>
+              <w:bottom w:type="dxa" w:w="60"/>
+              <w:right w:type="dxa" w:w="90"/>
+            </w:tcMar>
+            <w:vAlign w:val="center"/>
+          </w:tcPr>
+          <w:p>
+            <w:pPr>
+              <w:spacing w:after="20" w:line="240"/>
+            </w:pPr>
+            <w:r>
+              <w:rPr>
+                <w:sz w:val="18"/>
+                <w:szCs w:val="18"/>
+              </w:rPr>
+              <w:t xml:space="preserve">Las 8 tablas, las 4 migraciones y la carga del currículum oficial.</w:t>
+            </w:r>
+          </w:p>
+        </w:tc>
+        <w:tc>
+          <w:tcPr>
+            <w:tcW w:type="dxa" w:w="2903"/>
+            <w:tcBorders>
+              <w:top w:val="single" w:color="BFC5C2" w:sz="4"/>
+              <w:left w:val="single" w:color="BFC5C2" w:sz="4"/>
+              <w:bottom w:val="single" w:color="BFC5C2" w:sz="4"/>
+              <w:right w:val="single" w:color="BFC5C2" w:sz="4"/>
+            </w:tcBorders>
+            <w:tcMar>
+              <w:top w:type="dxa" w:w="60"/>
+              <w:left w:type="dxa" w:w="90"/>
+              <w:bottom w:type="dxa" w:w="60"/>
+              <w:right w:type="dxa" w:w="90"/>
+            </w:tcMar>
+            <w:vAlign w:val="center"/>
+          </w:tcPr>
+          <w:p>
+            <w:pPr>
+              <w:spacing w:after="20" w:line="240"/>
+            </w:pPr>
+            <w:r>
+              <w:rPr>
+                <w:sz w:val="18"/>
+                <w:szCs w:val="18"/>
+              </w:rPr>
+              <w:t xml:space="preserve">backend/prisma/, docs/diagramas/01</w:t>
+            </w:r>
+            <w:r>
+              <w:rPr>
+                <w:i/>
+                <w:iCs/>
+                <w:sz w:val="18"/>
+                <w:szCs w:val="18"/>
+              </w:rPr>
+              <w:t xml:space="preserve">modelo</w:t>
+            </w:r>
+            <w:r>
+              <w:rPr>
+                <w:sz w:val="18"/>
+                <w:szCs w:val="18"/>
+              </w:rPr>
+              <w:t xml:space="preserve">er.png</w:t>
+            </w:r>
+          </w:p>
+        </w:tc>
+      </w:tr>
+      <w:tr>
+        <w:trPr>
+          <w:cantSplit/>
+        </w:trPr>
+        <w:tc>
+          <w:tcPr>
+            <w:tcW w:type="dxa" w:w="1996"/>
+            <w:tcBorders>
+              <w:top w:val="single" w:color="BFC5C2" w:sz="4"/>
+              <w:left w:val="single" w:color="BFC5C2" w:sz="4"/>
+              <w:bottom w:val="single" w:color="BFC5C2" w:sz="4"/>
+              <w:right w:val="single" w:color="BFC5C2" w:sz="4"/>
+            </w:tcBorders>
+            <w:tcMar>
+              <w:top w:type="dxa" w:w="60"/>
+              <w:left w:type="dxa" w:w="90"/>
+              <w:bottom w:type="dxa" w:w="60"/>
+              <w:right w:type="dxa" w:w="90"/>
+            </w:tcMar>
+            <w:vAlign w:val="center"/>
+          </w:tcPr>
+          <w:p>
+            <w:pPr>
+              <w:spacing w:after="20" w:line="240"/>
+            </w:pPr>
+            <w:r>
+              <w:rPr>
+                <w:sz w:val="18"/>
+                <w:szCs w:val="18"/>
+              </w:rPr>
+              <w:t xml:space="preserve">Diagramas UML</w:t>
+            </w:r>
+          </w:p>
+        </w:tc>
+        <w:tc>
+          <w:tcPr>
+            <w:tcW w:type="dxa" w:w="4173"/>
+            <w:tcBorders>
+              <w:top w:val="single" w:color="BFC5C2" w:sz="4"/>
+              <w:left w:val="single" w:color="BFC5C2" w:sz="4"/>
+              <w:bottom w:val="single" w:color="BFC5C2" w:sz="4"/>
+              <w:right w:val="single" w:color="BFC5C2" w:sz="4"/>
+            </w:tcBorders>
+            <w:tcMar>
+              <w:top w:type="dxa" w:w="60"/>
+              <w:left w:type="dxa" w:w="90"/>
+              <w:bottom w:type="dxa" w:w="60"/>
+              <w:right w:type="dxa" w:w="90"/>
+            </w:tcMar>
+            <w:vAlign w:val="center"/>
+          </w:tcPr>
+          <w:p>
+            <w:pPr>
+              <w:spacing w:after="20" w:line="240"/>
+            </w:pPr>
+            <w:r>
+              <w:rPr>
+                <w:sz w:val="18"/>
+                <w:szCs w:val="18"/>
+              </w:rPr>
+              <w:t xml:space="preserve">Casos de uso, clases, secuencia, componentes y despliegue.</w:t>
+            </w:r>
+          </w:p>
+        </w:tc>
+        <w:tc>
+          <w:tcPr>
+            <w:tcW w:type="dxa" w:w="2903"/>
+            <w:tcBorders>
+              <w:top w:val="single" w:color="BFC5C2" w:sz="4"/>
+              <w:left w:val="single" w:color="BFC5C2" w:sz="4"/>
+              <w:bottom w:val="single" w:color="BFC5C2" w:sz="4"/>
+              <w:right w:val="single" w:color="BFC5C2" w:sz="4"/>
+            </w:tcBorders>
+            <w:tcMar>
+              <w:top w:type="dxa" w:w="60"/>
+              <w:left w:type="dxa" w:w="90"/>
+              <w:bottom w:type="dxa" w:w="60"/>
+              <w:right w:type="dxa" w:w="90"/>
+            </w:tcMar>
+            <w:vAlign w:val="center"/>
+          </w:tcPr>
+          <w:p>
+            <w:pPr>
+              <w:spacing w:after="20" w:line="240"/>
+            </w:pPr>
+            <w:r>
+              <w:rPr>
+                <w:sz w:val="18"/>
+                <w:szCs w:val="18"/>
+              </w:rPr>
+              <w:t xml:space="preserve">docs/diagramas/</w:t>
+            </w:r>
+          </w:p>
+        </w:tc>
+      </w:tr>
+      <w:tr>
+        <w:trPr>
+          <w:cantSplit/>
+        </w:trPr>
+        <w:tc>
+          <w:tcPr>
+            <w:tcW w:type="dxa" w:w="1996"/>
+            <w:tcBorders>
+              <w:top w:val="single" w:color="BFC5C2" w:sz="4"/>
+              <w:left w:val="single" w:color="BFC5C2" w:sz="4"/>
+              <w:bottom w:val="single" w:color="BFC5C2" w:sz="4"/>
+              <w:right w:val="single" w:color="BFC5C2" w:sz="4"/>
+            </w:tcBorders>
+            <w:tcMar>
+              <w:top w:type="dxa" w:w="60"/>
+              <w:left w:type="dxa" w:w="90"/>
+              <w:bottom w:type="dxa" w:w="60"/>
+              <w:right w:type="dxa" w:w="90"/>
+            </w:tcMar>
+            <w:vAlign w:val="center"/>
+          </w:tcPr>
+          <w:p>
+            <w:pPr>
+              <w:spacing w:after="20" w:line="240"/>
+            </w:pPr>
+            <w:r>
+              <w:rPr>
+                <w:sz w:val="18"/>
+                <w:szCs w:val="18"/>
+              </w:rPr>
+              <w:t xml:space="preserve">Pruebas y resultados</w:t>
+            </w:r>
+          </w:p>
+        </w:tc>
+        <w:tc>
+          <w:tcPr>
+            <w:tcW w:type="dxa" w:w="4173"/>
+            <w:tcBorders>
+              <w:top w:val="single" w:color="BFC5C2" w:sz="4"/>
+              <w:left w:val="single" w:color="BFC5C2" w:sz="4"/>
+              <w:bottom w:val="single" w:color="BFC5C2" w:sz="4"/>
+              <w:right w:val="single" w:color="BFC5C2" w:sz="4"/>
+            </w:tcBorders>
+            <w:tcMar>
+              <w:top w:type="dxa" w:w="60"/>
+              <w:left w:type="dxa" w:w="90"/>
+              <w:bottom w:type="dxa" w:w="60"/>
+              <w:right w:type="dxa" w:w="90"/>
+            </w:tcMar>
+            <w:vAlign w:val="center"/>
+          </w:tcPr>
+          <w:p>
+            <w:pPr>
+              <w:spacing w:after="20" w:line="240"/>
+            </w:pPr>
+            <w:r>
+              <w:rPr>
+                <w:sz w:val="18"/>
+                <w:szCs w:val="18"/>
+              </w:rPr>
+              <w:t xml:space="preserve">Unitarias, de seguridad, de API, de datos, de interfaz y de rendimiento.</w:t>
+            </w:r>
+          </w:p>
+        </w:tc>
+        <w:tc>
+          <w:tcPr>
+            <w:tcW w:type="dxa" w:w="2903"/>
+            <w:tcBorders>
+              <w:top w:val="single" w:color="BFC5C2" w:sz="4"/>
+              <w:left w:val="single" w:color="BFC5C2" w:sz="4"/>
+              <w:bottom w:val="single" w:color="BFC5C2" w:sz="4"/>
+              <w:right w:val="single" w:color="BFC5C2" w:sz="4"/>
+            </w:tcBorders>
+            <w:tcMar>
+              <w:top w:type="dxa" w:w="60"/>
+              <w:left w:type="dxa" w:w="90"/>
+              <w:bottom w:type="dxa" w:w="60"/>
+              <w:right w:type="dxa" w:w="90"/>
+            </w:tcMar>
+            <w:vAlign w:val="center"/>
+          </w:tcPr>
+          <w:p>
+            <w:pPr>
+              <w:spacing w:after="20" w:line="240"/>
+            </w:pPr>
+            <w:r>
+              <w:rPr>
+                <w:sz w:val="18"/>
+                <w:szCs w:val="18"/>
+              </w:rPr>
+              <w:t xml:space="preserve">backend/src/**/*.spec.ts, pruebas/, docs/pruebas/</w:t>
+            </w:r>
+          </w:p>
+        </w:tc>
+      </w:tr>
+      <w:tr>
+        <w:trPr>
+          <w:cantSplit/>
+        </w:trPr>
+        <w:tc>
+          <w:tcPr>
+            <w:tcW w:type="dxa" w:w="1996"/>
+            <w:tcBorders>
+              <w:top w:val="single" w:color="BFC5C2" w:sz="4"/>
+              <w:left w:val="single" w:color="BFC5C2" w:sz="4"/>
+              <w:bottom w:val="single" w:color="BFC5C2" w:sz="4"/>
+              <w:right w:val="single" w:color="BFC5C2" w:sz="4"/>
+            </w:tcBorders>
+            <w:tcMar>
+              <w:top w:type="dxa" w:w="60"/>
+              <w:left w:type="dxa" w:w="90"/>
+              <w:bottom w:type="dxa" w:w="60"/>
+              <w:right w:type="dxa" w:w="90"/>
+            </w:tcMar>
+            <w:vAlign w:val="center"/>
+          </w:tcPr>
+          <w:p>
+            <w:pPr>
+              <w:spacing w:after="20" w:line="240"/>
+            </w:pPr>
+            <w:r>
+              <w:rPr>
+                <w:sz w:val="18"/>
+                <w:szCs w:val="18"/>
+              </w:rPr>
+              <w:t xml:space="preserve">Requisitos no funcionales</w:t>
+            </w:r>
+          </w:p>
+        </w:tc>
+        <w:tc>
+          <w:tcPr>
+            <w:tcW w:type="dxa" w:w="4173"/>
+            <w:tcBorders>
+              <w:top w:val="single" w:color="BFC5C2" w:sz="4"/>
+              <w:left w:val="single" w:color="BFC5C2" w:sz="4"/>
+              <w:bottom w:val="single" w:color="BFC5C2" w:sz="4"/>
+              <w:right w:val="single" w:color="BFC5C2" w:sz="4"/>
+            </w:tcBorders>
+            <w:tcMar>
+              <w:top w:type="dxa" w:w="60"/>
+              <w:left w:type="dxa" w:w="90"/>
+              <w:bottom w:type="dxa" w:w="60"/>
+              <w:right w:type="dxa" w:w="90"/>
+            </w:tcMar>
+            <w:vAlign w:val="center"/>
+          </w:tcPr>
+          <w:p>
+            <w:pPr>
+              <w:spacing w:after="20" w:line="240"/>
+            </w:pPr>
+            <w:r>
+              <w:rPr>
+                <w:sz w:val="18"/>
+                <w:szCs w:val="18"/>
+              </w:rPr>
+              <w:t xml:space="preserve">Seguridad, rendimiento, escalabilidad, disponibilidad y portabilidad con evidencia.</w:t>
+            </w:r>
+          </w:p>
+        </w:tc>
+        <w:tc>
+          <w:tcPr>
+            <w:tcW w:type="dxa" w:w="2903"/>
+            <w:tcBorders>
+              <w:top w:val="single" w:color="BFC5C2" w:sz="4"/>
+              <w:left w:val="single" w:color="BFC5C2" w:sz="4"/>
+              <w:bottom w:val="single" w:color="BFC5C2" w:sz="4"/>
+              <w:right w:val="single" w:color="BFC5C2" w:sz="4"/>
+            </w:tcBorders>
+            <w:tcMar>
+              <w:top w:type="dxa" w:w="60"/>
+              <w:left w:type="dxa" w:w="90"/>
+              <w:bottom w:type="dxa" w:w="60"/>
+              <w:right w:type="dxa" w:w="90"/>
+            </w:tcMar>
+            <w:vAlign w:val="center"/>
+          </w:tcPr>
+          <w:p>
+            <w:pPr>
+              <w:spacing w:after="20" w:line="240"/>
+            </w:pPr>
+            <w:r>
+              <w:rPr>
+                <w:sz w:val="18"/>
+                <w:szCs w:val="18"/>
+              </w:rPr>
+              <w:t xml:space="preserve">docs/pruebas/README.md</w:t>
+            </w:r>
+          </w:p>
+        </w:tc>
+      </w:tr>
+      <w:tr>
+        <w:trPr>
+          <w:cantSplit/>
+        </w:trPr>
+        <w:tc>
+          <w:tcPr>
+            <w:tcW w:type="dxa" w:w="1996"/>
+            <w:tcBorders>
+              <w:top w:val="single" w:color="BFC5C2" w:sz="4"/>
+              <w:left w:val="single" w:color="BFC5C2" w:sz="4"/>
+              <w:bottom w:val="single" w:color="BFC5C2" w:sz="4"/>
+              <w:right w:val="single" w:color="BFC5C2" w:sz="4"/>
+            </w:tcBorders>
+            <w:tcMar>
+              <w:top w:type="dxa" w:w="60"/>
+              <w:left w:type="dxa" w:w="90"/>
+              <w:bottom w:type="dxa" w:w="60"/>
+              <w:right w:type="dxa" w:w="90"/>
+            </w:tcMar>
+            <w:vAlign w:val="center"/>
+          </w:tcPr>
+          <w:p>
+            <w:pPr>
+              <w:spacing w:after="20" w:line="240"/>
+            </w:pPr>
+            <w:r>
+              <w:rPr>
+                <w:sz w:val="18"/>
+                <w:szCs w:val="18"/>
+              </w:rPr>
+              <w:t xml:space="preserve">Manual técnico</w:t>
+            </w:r>
+          </w:p>
+        </w:tc>
+        <w:tc>
+          <w:tcPr>
+            <w:tcW w:type="dxa" w:w="4173"/>
+            <w:tcBorders>
+              <w:top w:val="single" w:color="BFC5C2" w:sz="4"/>
+              <w:left w:val="single" w:color="BFC5C2" w:sz="4"/>
+              <w:bottom w:val="single" w:color="BFC5C2" w:sz="4"/>
+              <w:right w:val="single" w:color="BFC5C2" w:sz="4"/>
+            </w:tcBorders>
+            <w:tcMar>
+              <w:top w:type="dxa" w:w="60"/>
+              <w:left w:type="dxa" w:w="90"/>
+              <w:bottom w:type="dxa" w:w="60"/>
+              <w:right w:type="dxa" w:w="90"/>
+            </w:tcMar>
+            <w:vAlign w:val="center"/>
+          </w:tcPr>
+          <w:p>
+            <w:pPr>
+              <w:spacing w:after="20" w:line="240"/>
+            </w:pPr>
+            <w:r>
+              <w:rPr>
+                <w:sz w:val="18"/>
+                <w:szCs w:val="18"/>
+              </w:rPr>
+              <w:t xml:space="preserve">Instalación, ejecución con Docker, variables de entorno, API y despliegue.</w:t>
+            </w:r>
+          </w:p>
+        </w:tc>
+        <w:tc>
+          <w:tcPr>
+            <w:tcW w:type="dxa" w:w="2903"/>
+            <w:tcBorders>
+              <w:top w:val="single" w:color="BFC5C2" w:sz="4"/>
+              <w:left w:val="single" w:color="BFC5C2" w:sz="4"/>
+              <w:bottom w:val="single" w:color="BFC5C2" w:sz="4"/>
+              <w:right w:val="single" w:color="BFC5C2" w:sz="4"/>
+            </w:tcBorders>
+            <w:tcMar>
+              <w:top w:type="dxa" w:w="60"/>
+              <w:left w:type="dxa" w:w="90"/>
+              <w:bottom w:type="dxa" w:w="60"/>
+              <w:right w:type="dxa" w:w="90"/>
+            </w:tcMar>
+            <w:vAlign w:val="center"/>
+          </w:tcPr>
+          <w:p>
+            <w:pPr>
+              <w:spacing w:after="20" w:line="240"/>
+            </w:pPr>
+            <w:r>
+              <w:rPr>
+                <w:sz w:val="18"/>
+                <w:szCs w:val="18"/>
+              </w:rPr>
+              <w:t xml:space="preserve">README.md</w:t>
+            </w:r>
+          </w:p>
+        </w:tc>
+      </w:tr>
+      <w:tr>
+        <w:trPr>
+          <w:cantSplit/>
+        </w:trPr>
+        <w:tc>
+          <w:tcPr>
+            <w:tcW w:type="dxa" w:w="1996"/>
+            <w:tcBorders>
+              <w:top w:val="single" w:color="BFC5C2" w:sz="4"/>
+              <w:left w:val="single" w:color="BFC5C2" w:sz="4"/>
+              <w:bottom w:val="single" w:color="BFC5C2" w:sz="4"/>
+              <w:right w:val="single" w:color="BFC5C2" w:sz="4"/>
+            </w:tcBorders>
+            <w:tcMar>
+              <w:top w:type="dxa" w:w="60"/>
+              <w:left w:type="dxa" w:w="90"/>
+              <w:bottom w:type="dxa" w:w="60"/>
+              <w:right w:type="dxa" w:w="90"/>
+            </w:tcMar>
+            <w:vAlign w:val="center"/>
+          </w:tcPr>
+          <w:p>
+            <w:pPr>
+              <w:spacing w:after="20" w:line="240"/>
+            </w:pPr>
+            <w:r>
+              <w:rPr>
+                <w:sz w:val="18"/>
+                <w:szCs w:val="18"/>
+              </w:rPr>
+              <w:t xml:space="preserve">Capturas por etapa</w:t>
+            </w:r>
+          </w:p>
+        </w:tc>
+        <w:tc>
+          <w:tcPr>
+            <w:tcW w:type="dxa" w:w="4173"/>
+            <w:tcBorders>
+              <w:top w:val="single" w:color="BFC5C2" w:sz="4"/>
+              <w:left w:val="single" w:color="BFC5C2" w:sz="4"/>
+              <w:bottom w:val="single" w:color="BFC5C2" w:sz="4"/>
+              <w:right w:val="single" w:color="BFC5C2" w:sz="4"/>
+            </w:tcBorders>
+            <w:tcMar>
+              <w:top w:type="dxa" w:w="60"/>
+              <w:left w:type="dxa" w:w="90"/>
+              <w:bottom w:type="dxa" w:w="60"/>
+              <w:right w:type="dxa" w:w="90"/>
+            </w:tcMar>
+            <w:vAlign w:val="center"/>
+          </w:tcPr>
+          <w:p>
+            <w:pPr>
+              <w:spacing w:after="20" w:line="240"/>
+            </w:pPr>
+            <w:r>
+              <w:rPr>
+                <w:sz w:val="18"/>
+                <w:szCs w:val="18"/>
+              </w:rPr>
+              <w:t xml:space="preserve">Más de 80 capturas con índice, desde el modelo de datos hasta la app Android.</w:t>
+            </w:r>
+          </w:p>
+        </w:tc>
+        <w:tc>
+          <w:tcPr>
+            <w:tcW w:type="dxa" w:w="2903"/>
+            <w:tcBorders>
+              <w:top w:val="single" w:color="BFC5C2" w:sz="4"/>
+              <w:left w:val="single" w:color="BFC5C2" w:sz="4"/>
+              <w:bottom w:val="single" w:color="BFC5C2" w:sz="4"/>
+              <w:right w:val="single" w:color="BFC5C2" w:sz="4"/>
+            </w:tcBorders>
+            <w:tcMar>
+              <w:top w:type="dxa" w:w="60"/>
+              <w:left w:type="dxa" w:w="90"/>
+              <w:bottom w:type="dxa" w:w="60"/>
+              <w:right w:type="dxa" w:w="90"/>
+            </w:tcMar>
+            <w:vAlign w:val="center"/>
+          </w:tcPr>
+          <w:p>
+            <w:pPr>
+              <w:spacing w:after="20" w:line="240"/>
+            </w:pPr>
+            <w:r>
+              <w:rPr>
+                <w:sz w:val="18"/>
+                <w:szCs w:val="18"/>
+              </w:rPr>
+              <w:t xml:space="preserve">Fase 2/Evidencias Proyecto/Capturas/</w:t>
+            </w:r>
+          </w:p>
+        </w:tc>
+      </w:tr>
+      <w:tr>
+        <w:trPr>
+          <w:cantSplit/>
+        </w:trPr>
+        <w:tc>
+          <w:tcPr>
+            <w:tcW w:type="dxa" w:w="1996"/>
+            <w:tcBorders>
+              <w:top w:val="single" w:color="BFC5C2" w:sz="4"/>
+              <w:left w:val="single" w:color="BFC5C2" w:sz="4"/>
+              <w:bottom w:val="single" w:color="BFC5C2" w:sz="4"/>
+              <w:right w:val="single" w:color="BFC5C2" w:sz="4"/>
+            </w:tcBorders>
+            <w:tcMar>
+              <w:top w:type="dxa" w:w="60"/>
+              <w:left w:type="dxa" w:w="90"/>
+              <w:bottom w:type="dxa" w:w="60"/>
+              <w:right w:type="dxa" w:w="90"/>
+            </w:tcMar>
+            <w:vAlign w:val="center"/>
+          </w:tcPr>
+          <w:p>
+            <w:pPr>
+              <w:spacing w:after="20" w:line="240"/>
+            </w:pPr>
+            <w:r>
+              <w:rPr>
+                <w:sz w:val="18"/>
+                <w:szCs w:val="18"/>
+              </w:rPr>
+              <w:t xml:space="preserve">Documentos de la asignatura</w:t>
+            </w:r>
+          </w:p>
+        </w:tc>
+        <w:tc>
+          <w:tcPr>
+            <w:tcW w:type="dxa" w:w="4173"/>
+            <w:tcBorders>
+              <w:top w:val="single" w:color="BFC5C2" w:sz="4"/>
+              <w:left w:val="single" w:color="BFC5C2" w:sz="4"/>
+              <w:bottom w:val="single" w:color="BFC5C2" w:sz="4"/>
+              <w:right w:val="single" w:color="BFC5C2" w:sz="4"/>
+            </w:tcBorders>
+            <w:tcMar>
+              <w:top w:type="dxa" w:w="60"/>
+              <w:left w:type="dxa" w:w="90"/>
+              <w:bottom w:type="dxa" w:w="60"/>
+              <w:right w:type="dxa" w:w="90"/>
+            </w:tcMar>
+            <w:vAlign w:val="center"/>
+          </w:tcPr>
+          <w:p>
+            <w:pPr>
+              <w:spacing w:after="20" w:line="240"/>
+            </w:pPr>
+            <w:r>
+              <w:rPr>
+                <w:sz w:val="18"/>
+                <w:szCs w:val="18"/>
+              </w:rPr>
+              <w:t xml:space="preserve">Informe de avance, diario de reflexión, autoevaluación y guías.</w:t>
+            </w:r>
+          </w:p>
+        </w:tc>
+        <w:tc>
+          <w:tcPr>
+            <w:tcW w:type="dxa" w:w="2903"/>
+            <w:tcBorders>
+              <w:top w:val="single" w:color="BFC5C2" w:sz="4"/>
+              <w:left w:val="single" w:color="BFC5C2" w:sz="4"/>
+              <w:bottom w:val="single" w:color="BFC5C2" w:sz="4"/>
+              <w:right w:val="single" w:color="BFC5C2" w:sz="4"/>
+            </w:tcBorders>
+            <w:tcMar>
+              <w:top w:type="dxa" w:w="60"/>
+              <w:left w:type="dxa" w:w="90"/>
+              <w:bottom w:type="dxa" w:w="60"/>
+              <w:right w:type="dxa" w:w="90"/>
+            </w:tcMar>
+            <w:vAlign w:val="center"/>
+          </w:tcPr>
+          <w:p>
+            <w:pPr>
+              <w:spacing w:after="20" w:line="240"/>
+            </w:pPr>
+            <w:r>
+              <w:rPr>
+                <w:sz w:val="18"/>
+                <w:szCs w:val="18"/>
+              </w:rPr>
+              <w:t xml:space="preserve">Fase 1/ y Fase 2/</w:t>
+            </w:r>
+          </w:p>
+        </w:tc>
+      </w:tr>
+    </w:tbl>
+    <w:p>
+      <w:pPr>
+        <w:spacing w:after="80"/>
+      </w:pPr>
+    </w:p>
+    <w:p>
+      <w:pPr>
+        <w:spacing w:after="120" w:line="264"/>
+        <w:jc w:val="both"/>
+      </w:pPr>
+      <w:r>
+        <w:t xml:space="preserve">Las evidencias más representativas se incluyen en el cuerpo de este informe (Figuras 1 a 17) y en el Anexo A.</w:t>
+      </w:r>
+    </w:p>
+    <w:p>
+      <w:pPr>
+        <w:pStyle w:val="Heading1"/>
+        <w:pageBreakBefore/>
+      </w:pPr>
+      <w:r>
+        <w:t xml:space="preserve">7. Intereses y proyecciones profesionales</w:t>
+      </w:r>
+    </w:p>
+    <w:p>
+      <w:pPr>
+        <w:pStyle w:val="Heading2"/>
+      </w:pPr>
+      <w:r>
+        <w:t xml:space="preserve">7.1 Relación con las competencias del perfil de egreso</w:t>
+      </w:r>
+    </w:p>
+    <w:p>
+      <w:pPr>
+        <w:spacing w:after="120" w:line="264"/>
+        <w:jc w:val="both"/>
+      </w:pPr>
+      <w:r>
+        <w:t xml:space="preserve">El proyecto se vincula con el área de desempeño de </w:t>
+      </w:r>
+      <w:r>
+        <w:rPr>
+          <w:b/>
+          <w:bCs/>
+        </w:rPr>
+        <w:t xml:space="preserve">Desarrollo de Software</w:t>
+      </w:r>
+      <w:r>
+        <w:t xml:space="preserve"> y puso en práctica las competencias del perfil de egreso declaradas en la Fase 1 (Tabla 13).</w:t>
+      </w:r>
+    </w:p>
+    <w:p>
+      <w:pPr>
+        <w:keepNext/>
+        <w:spacing w:after="60" w:before="120"/>
+      </w:pPr>
+      <w:r>
+        <w:rPr>
+          <w:b/>
+          <w:bCs/>
+          <w:sz w:val="18"/>
+          <w:szCs w:val="18"/>
+        </w:rPr>
+        <w:t xml:space="preserve">Tabla 13. </w:t>
+      </w:r>
+      <w:r>
+        <w:rPr>
+          <w:i/>
+          <w:iCs/>
+          <w:color w:val="555555"/>
+          <w:sz w:val="18"/>
+          <w:szCs w:val="18"/>
+        </w:rPr>
+        <w:t xml:space="preserve">Competencias del perfil de egreso aplicadas.</w:t>
+      </w:r>
+    </w:p>
+    <w:tbl>
+      <w:tblPr>
+        <w:tblW w:type="dxa" w:w="9072"/>
+        <w:tblBorders>
+          <w:top w:val="single" w:color="auto" w:sz="4"/>
+          <w:left w:val="single" w:color="auto" w:sz="4"/>
+          <w:bottom w:val="single" w:color="auto" w:sz="4"/>
+          <w:right w:val="single" w:color="auto" w:sz="4"/>
+          <w:insideH w:val="single" w:color="auto" w:sz="4"/>
+          <w:insideV w:val="single" w:color="auto" w:sz="4"/>
+        </w:tblBorders>
+      </w:tblPr>
+      <w:tblGrid>
+        <w:gridCol w:w="3266"/>
+        <w:gridCol w:w="5806"/>
+      </w:tblGrid>
+      <w:tr>
+        <w:trPr>
+          <w:tblHeader/>
+        </w:trPr>
+        <w:tc>
+          <w:tcPr>
+            <w:tcW w:type="dxa" w:w="3266"/>
+            <w:tcBorders>
+              <w:top w:val="single" w:color="BFC5C2" w:sz="4"/>
+              <w:left w:val="single" w:color="BFC5C2" w:sz="4"/>
+              <w:bottom w:val="single" w:color="BFC5C2" w:sz="4"/>
+              <w:right w:val="single" w:color="BFC5C2" w:sz="4"/>
+            </w:tcBorders>
+            <w:shd w:fill="1F3864" w:color="auto" w:val="clear"/>
+            <w:tcMar>
+              <w:top w:type="dxa" w:w="60"/>
+              <w:left w:type="dxa" w:w="90"/>
+              <w:bottom w:type="dxa" w:w="60"/>
+              <w:right w:type="dxa" w:w="90"/>
+            </w:tcMar>
+            <w:vAlign w:val="center"/>
+          </w:tcPr>
+          <w:p>
+            <w:pPr>
+              <w:spacing w:after="20" w:line="240"/>
+            </w:pPr>
+            <w:r>
+              <w:rPr>
+                <w:b/>
+                <w:bCs/>
+                <w:color w:val="FFFFFF"/>
+                <w:sz w:val="18"/>
+                <w:szCs w:val="18"/>
+              </w:rPr>
+              <w:t xml:space="preserve">Competencia</w:t>
+            </w:r>
+          </w:p>
+        </w:tc>
+        <w:tc>
+          <w:tcPr>
+            <w:tcW w:type="dxa" w:w="5806"/>
+            <w:tcBorders>
+              <w:top w:val="single" w:color="BFC5C2" w:sz="4"/>
+              <w:left w:val="single" w:color="BFC5C2" w:sz="4"/>
+              <w:bottom w:val="single" w:color="BFC5C2" w:sz="4"/>
+              <w:right w:val="single" w:color="BFC5C2" w:sz="4"/>
+            </w:tcBorders>
+            <w:shd w:fill="1F3864" w:color="auto" w:val="clear"/>
+            <w:tcMar>
+              <w:top w:type="dxa" w:w="60"/>
+              <w:left w:type="dxa" w:w="90"/>
+              <w:bottom w:type="dxa" w:w="60"/>
+              <w:right w:type="dxa" w:w="90"/>
+            </w:tcMar>
+            <w:vAlign w:val="center"/>
+          </w:tcPr>
+          <w:p>
+            <w:pPr>
+              <w:spacing w:after="20" w:line="240"/>
+            </w:pPr>
+            <w:r>
+              <w:rPr>
+                <w:b/>
+                <w:bCs/>
+                <w:color w:val="FFFFFF"/>
+                <w:sz w:val="18"/>
+                <w:szCs w:val="18"/>
+              </w:rPr>
+              <w:t xml:space="preserve">Cómo se aplicó en el proyecto</w:t>
+            </w:r>
+          </w:p>
+        </w:tc>
+      </w:tr>
+      <w:tr>
+        <w:trPr>
+          <w:cantSplit/>
+        </w:trPr>
+        <w:tc>
+          <w:tcPr>
+            <w:tcW w:type="dxa" w:w="3266"/>
+            <w:tcBorders>
+              <w:top w:val="single" w:color="BFC5C2" w:sz="4"/>
+              <w:left w:val="single" w:color="BFC5C2" w:sz="4"/>
+              <w:bottom w:val="single" w:color="BFC5C2" w:sz="4"/>
+              <w:right w:val="single" w:color="BFC5C2" w:sz="4"/>
+            </w:tcBorders>
+            <w:tcMar>
+              <w:top w:type="dxa" w:w="60"/>
+              <w:left w:type="dxa" w:w="90"/>
+              <w:bottom w:type="dxa" w:w="60"/>
+              <w:right w:type="dxa" w:w="90"/>
+            </w:tcMar>
+            <w:vAlign w:val="center"/>
+          </w:tcPr>
+          <w:p>
+            <w:pPr>
+              <w:spacing w:after="20" w:line="240"/>
+            </w:pPr>
+            <w:r>
+              <w:rPr>
+                <w:sz w:val="18"/>
+                <w:szCs w:val="18"/>
+              </w:rPr>
+              <w:t xml:space="preserve">C2. Gestionar proyectos informáticos, ofreciendo alternativas para la toma de decisiones de acuerdo con los requerimientos de la organización.</w:t>
+            </w:r>
+          </w:p>
+        </w:tc>
+        <w:tc>
+          <w:tcPr>
+            <w:tcW w:type="dxa" w:w="5806"/>
+            <w:tcBorders>
+              <w:top w:val="single" w:color="BFC5C2" w:sz="4"/>
+              <w:left w:val="single" w:color="BFC5C2" w:sz="4"/>
+              <w:bottom w:val="single" w:color="BFC5C2" w:sz="4"/>
+              <w:right w:val="single" w:color="BFC5C2" w:sz="4"/>
+            </w:tcBorders>
+            <w:tcMar>
+              <w:top w:type="dxa" w:w="60"/>
+              <w:left w:type="dxa" w:w="90"/>
+              <w:bottom w:type="dxa" w:w="60"/>
+              <w:right w:type="dxa" w:w="90"/>
+            </w:tcMar>
+            <w:vAlign w:val="center"/>
+          </w:tcPr>
+          <w:p>
+            <w:pPr>
+              <w:spacing w:after="20" w:line="240"/>
+            </w:pPr>
+            <w:r>
+              <w:rPr>
+                <w:sz w:val="18"/>
+                <w:szCs w:val="18"/>
+              </w:rPr>
+              <w:t xml:space="preserve">Gestión con Kanban; repriorización del backlog al ampliarse el alcance; decisiones documentadas con alternativas (MinIO frente a recursos incrustados, Docker local frente a la nube) y riesgos (plan gratuito, trabajo individual).</w:t>
+            </w:r>
+          </w:p>
+        </w:tc>
+      </w:tr>
+      <w:tr>
+        <w:trPr>
+          <w:cantSplit/>
+        </w:trPr>
+        <w:tc>
+          <w:tcPr>
+            <w:tcW w:type="dxa" w:w="3266"/>
+            <w:tcBorders>
+              <w:top w:val="single" w:color="BFC5C2" w:sz="4"/>
+              <w:left w:val="single" w:color="BFC5C2" w:sz="4"/>
+              <w:bottom w:val="single" w:color="BFC5C2" w:sz="4"/>
+              <w:right w:val="single" w:color="BFC5C2" w:sz="4"/>
+            </w:tcBorders>
+            <w:tcMar>
+              <w:top w:type="dxa" w:w="60"/>
+              <w:left w:type="dxa" w:w="90"/>
+              <w:bottom w:type="dxa" w:w="60"/>
+              <w:right w:type="dxa" w:w="90"/>
+            </w:tcMar>
+            <w:vAlign w:val="center"/>
+          </w:tcPr>
+          <w:p>
+            <w:pPr>
+              <w:spacing w:after="20" w:line="240"/>
+            </w:pPr>
+            <w:r>
+              <w:rPr>
+                <w:sz w:val="18"/>
+                <w:szCs w:val="18"/>
+              </w:rPr>
+              <w:t xml:space="preserve">C3. Construir modelos de datos para soportar los requerimientos de la organización.</w:t>
+            </w:r>
+          </w:p>
+        </w:tc>
+        <w:tc>
+          <w:tcPr>
+            <w:tcW w:type="dxa" w:w="5806"/>
+            <w:tcBorders>
+              <w:top w:val="single" w:color="BFC5C2" w:sz="4"/>
+              <w:left w:val="single" w:color="BFC5C2" w:sz="4"/>
+              <w:bottom w:val="single" w:color="BFC5C2" w:sz="4"/>
+              <w:right w:val="single" w:color="BFC5C2" w:sz="4"/>
+            </w:tcBorders>
+            <w:tcMar>
+              <w:top w:type="dxa" w:w="60"/>
+              <w:left w:type="dxa" w:w="90"/>
+              <w:bottom w:type="dxa" w:w="60"/>
+              <w:right w:type="dxa" w:w="90"/>
+            </w:tcMar>
+            <w:vAlign w:val="center"/>
+          </w:tcPr>
+          <w:p>
+            <w:pPr>
+              <w:spacing w:after="20" w:line="240"/>
+            </w:pPr>
+            <w:r>
+              <w:rPr>
+                <w:sz w:val="18"/>
+                <w:szCs w:val="18"/>
+              </w:rPr>
+              <w:t xml:space="preserve">Modelo relacional de 8 tablas que representa el currículum oficial, el catálogo frente a los elementos propios y las clases ordenadas; 4 migraciones sin pérdida de datos; carga y validación de 324 OA; Row Level Security.</w:t>
+            </w:r>
+          </w:p>
+        </w:tc>
+      </w:tr>
+      <w:tr>
+        <w:trPr>
+          <w:cantSplit/>
+        </w:trPr>
+        <w:tc>
+          <w:tcPr>
+            <w:tcW w:type="dxa" w:w="3266"/>
+            <w:tcBorders>
+              <w:top w:val="single" w:color="BFC5C2" w:sz="4"/>
+              <w:left w:val="single" w:color="BFC5C2" w:sz="4"/>
+              <w:bottom w:val="single" w:color="BFC5C2" w:sz="4"/>
+              <w:right w:val="single" w:color="BFC5C2" w:sz="4"/>
+            </w:tcBorders>
+            <w:tcMar>
+              <w:top w:type="dxa" w:w="60"/>
+              <w:left w:type="dxa" w:w="90"/>
+              <w:bottom w:type="dxa" w:w="60"/>
+              <w:right w:type="dxa" w:w="90"/>
+            </w:tcMar>
+            <w:vAlign w:val="center"/>
+          </w:tcPr>
+          <w:p>
+            <w:pPr>
+              <w:spacing w:after="20" w:line="240"/>
+            </w:pPr>
+            <w:r>
+              <w:rPr>
+                <w:sz w:val="18"/>
+                <w:szCs w:val="18"/>
+              </w:rPr>
+              <w:t xml:space="preserve">C4. Desarrollar una solución de software utilizando técnicas que permitan sistematizar el proceso de desarrollo y mantenimiento.</w:t>
+            </w:r>
+          </w:p>
+        </w:tc>
+        <w:tc>
+          <w:tcPr>
+            <w:tcW w:type="dxa" w:w="5806"/>
+            <w:tcBorders>
+              <w:top w:val="single" w:color="BFC5C2" w:sz="4"/>
+              <w:left w:val="single" w:color="BFC5C2" w:sz="4"/>
+              <w:bottom w:val="single" w:color="BFC5C2" w:sz="4"/>
+              <w:right w:val="single" w:color="BFC5C2" w:sz="4"/>
+            </w:tcBorders>
+            <w:tcMar>
+              <w:top w:type="dxa" w:w="60"/>
+              <w:left w:type="dxa" w:w="90"/>
+              <w:bottom w:type="dxa" w:w="60"/>
+              <w:right w:type="dxa" w:w="90"/>
+            </w:tcMar>
+            <w:vAlign w:val="center"/>
+          </w:tcPr>
+          <w:p>
+            <w:pPr>
+              <w:spacing w:after="20" w:line="240"/>
+            </w:pPr>
+            <w:r>
+              <w:rPr>
+                <w:sz w:val="18"/>
+                <w:szCs w:val="18"/>
+              </w:rPr>
+              <w:t xml:space="preserve">Arquitectura en capas y por módulos, control de versiones con trazabilidad, despliegue automático, pruebas automatizadas, seguridad según OWASP y documentación técnica con diagramas UML.</w:t>
+            </w:r>
+          </w:p>
+        </w:tc>
+      </w:tr>
+      <w:tr>
+        <w:trPr>
+          <w:cantSplit/>
+        </w:trPr>
+        <w:tc>
+          <w:tcPr>
+            <w:tcW w:type="dxa" w:w="3266"/>
+            <w:tcBorders>
+              <w:top w:val="single" w:color="BFC5C2" w:sz="4"/>
+              <w:left w:val="single" w:color="BFC5C2" w:sz="4"/>
+              <w:bottom w:val="single" w:color="BFC5C2" w:sz="4"/>
+              <w:right w:val="single" w:color="BFC5C2" w:sz="4"/>
+            </w:tcBorders>
+            <w:tcMar>
+              <w:top w:type="dxa" w:w="60"/>
+              <w:left w:type="dxa" w:w="90"/>
+              <w:bottom w:type="dxa" w:w="60"/>
+              <w:right w:type="dxa" w:w="90"/>
+            </w:tcMar>
+            <w:vAlign w:val="center"/>
+          </w:tcPr>
+          <w:p>
+            <w:pPr>
+              <w:spacing w:after="20" w:line="240"/>
+            </w:pPr>
+            <w:r>
+              <w:rPr>
+                <w:sz w:val="18"/>
+                <w:szCs w:val="18"/>
+              </w:rPr>
+              <w:t xml:space="preserve">C5. Comunicarse de forma oral y escrita usando el idioma inglés en situaciones sociolaborales.</w:t>
+            </w:r>
+          </w:p>
+        </w:tc>
+        <w:tc>
+          <w:tcPr>
+            <w:tcW w:type="dxa" w:w="5806"/>
+            <w:tcBorders>
+              <w:top w:val="single" w:color="BFC5C2" w:sz="4"/>
+              <w:left w:val="single" w:color="BFC5C2" w:sz="4"/>
+              <w:bottom w:val="single" w:color="BFC5C2" w:sz="4"/>
+              <w:right w:val="single" w:color="BFC5C2" w:sz="4"/>
+            </w:tcBorders>
+            <w:tcMar>
+              <w:top w:type="dxa" w:w="60"/>
+              <w:left w:type="dxa" w:w="90"/>
+              <w:bottom w:type="dxa" w:w="60"/>
+              <w:right w:type="dxa" w:w="90"/>
+            </w:tcMar>
+            <w:vAlign w:val="center"/>
+          </w:tcPr>
+          <w:p>
+            <w:pPr>
+              <w:spacing w:after="20" w:line="240"/>
+            </w:pPr>
+            <w:r>
+              <w:rPr>
+                <w:sz w:val="18"/>
+                <w:szCs w:val="18"/>
+              </w:rPr>
+              <w:t xml:space="preserve">Abstract, conclusiones y reflexión personal en inglés en los informes; presentación del proyecto en inglés en la asignatura de inglés (EA2).</w:t>
+            </w:r>
+          </w:p>
+        </w:tc>
+      </w:tr>
+    </w:tbl>
+    <w:p>
+      <w:pPr>
+        <w:spacing w:after="80"/>
+      </w:pPr>
+    </w:p>
+    <w:p>
+      <w:pPr>
+        <w:pStyle w:val="Heading2"/>
+      </w:pPr>
+      <w:r>
+        <w:t xml:space="preserve">7.2 Aporte del proyecto a mis intereses profesionales</w:t>
+      </w:r>
+    </w:p>
+    <w:p>
+      <w:pPr>
+        <w:spacing w:after="120" w:line="264"/>
+        <w:jc w:val="both"/>
+      </w:pPr>
+      <w:r>
+        <w:t xml:space="preserve">Al comenzar la asignatura declaré mi interés en el </w:t>
+      </w:r>
+      <w:r>
+        <w:rPr>
+          <w:b/>
+          <w:bCs/>
+        </w:rPr>
+        <w:t xml:space="preserve">desarrollo de software full stack con impacto social</w:t>
+      </w:r>
+      <w:r>
+        <w:t xml:space="preserve">, en particular en educación, y en fortalecer la arquitectura de software y el despliegue con contenedores. El proyecto confirmó ese interés: trabajar en un problema que veo en mi trabajo, en licitaciones de tecnología educativa, me motivó a construir una solución que pueda servir a docentes reales.</w:t>
+      </w:r>
+    </w:p>
+    <w:p>
+      <w:pPr>
+        <w:spacing w:after="120" w:line="264"/>
+        <w:jc w:val="both"/>
+      </w:pPr>
+      <w:r>
+        <w:t xml:space="preserve">El proyecto también amplió mis intereses. Descubrí que me interesan la </w:t>
+      </w:r>
+      <w:r>
+        <w:rPr>
+          <w:b/>
+          <w:bCs/>
+        </w:rPr>
+        <w:t xml:space="preserve">seguridad de aplicaciones</w:t>
+      </w:r>
+      <w:r>
+        <w:t xml:space="preserve"> (diseñar controles, auditarlos y corregir mis propios errores, como el del límite de intentos) y la </w:t>
+      </w:r>
+      <w:r>
+        <w:rPr>
+          <w:b/>
+          <w:bCs/>
+        </w:rPr>
+        <w:t xml:space="preserve">calidad y el rendimiento</w:t>
+      </w:r>
+      <w:r>
+        <w:t xml:space="preserve"> medidos con datos: diagnosticar un cuello de botella en producción a partir de una prueba de carga fue uno de los aprendizajes más valiosos. Además, publicar la aplicación en la nube con despliegue automático me acercó a las prácticas de </w:t>
+      </w:r>
+      <w:r>
+        <w:rPr>
+          <w:b/>
+          <w:bCs/>
+        </w:rPr>
+        <w:t xml:space="preserve">DevOps</w:t>
+      </w:r>
+      <w:r>
+        <w:t xml:space="preserve">.</w:t>
+      </w:r>
+    </w:p>
+    <w:p>
+      <w:pPr>
+        <w:pStyle w:val="Heading2"/>
+      </w:pPr>
+      <w:r>
+        <w:t xml:space="preserve">7.3 Proyecciones laborales</w:t>
+      </w:r>
+    </w:p>
+    <w:p>
+      <w:pPr>
+        <w:spacing w:after="120" w:line="264"/>
+        <w:jc w:val="both"/>
+      </w:pPr>
+      <w:r>
+        <w:t xml:space="preserve">A corto plazo, me proyecto como </w:t>
+      </w:r>
+      <w:r>
+        <w:rPr>
+          <w:b/>
+          <w:bCs/>
+        </w:rPr>
+        <w:t xml:space="preserve">desarrollador full stack</w:t>
+      </w:r>
+      <w:r>
+        <w:t xml:space="preserve"> en proyectos de tecnología educativa o del sector público, donde puedo aportar tanto la parte técnica como el conocimiento del proceso de licitación. En lo inmediato, quiero presentar Software Educativo en mi empresa como complemento de las pantallas interactivas en las licitaciones y buscar un piloto con un establecimiento.</w:t>
+      </w:r>
+    </w:p>
+    <w:p>
+      <w:pPr>
+        <w:spacing w:after="120" w:line="264"/>
+        <w:jc w:val="both"/>
+      </w:pPr>
+      <w:r>
+        <w:t xml:space="preserve">Los temas que me gustaría seguir profundizando, que coinciden con la proyección de la plataforma, son:</w:t>
+      </w:r>
+    </w:p>
+    <w:p>
+      <w:pPr>
+        <w:pStyle w:val="ListParagraph"/>
+        <w:numPr>
+          <w:ilvl w:val="0"/>
+          <w:numId w:val="2"/>
+        </w:numPr>
+        <w:spacing w:after="60" w:line="264"/>
+        <w:jc w:val="left"/>
+      </w:pPr>
+      <w:r>
+        <w:rPr>
+          <w:b/>
+          <w:bCs/>
+        </w:rPr>
+        <w:t xml:space="preserve">Producto:</w:t>
+      </w:r>
+      <w:r>
+        <w:t xml:space="preserve"> roles con panel de administración del establecimiento, carga del currículum de todas las asignaturas y niveles, y subida de archivos.</w:t>
+      </w:r>
+    </w:p>
+    <w:p>
+      <w:pPr>
+        <w:pStyle w:val="ListParagraph"/>
+        <w:numPr>
+          <w:ilvl w:val="0"/>
+          <w:numId w:val="2"/>
+        </w:numPr>
+        <w:spacing w:after="60" w:line="264"/>
+        <w:jc w:val="left"/>
+      </w:pPr>
+      <w:r>
+        <w:rPr>
+          <w:b/>
+          <w:bCs/>
+        </w:rPr>
+        <w:t xml:space="preserve">Seguridad:</w:t>
+      </w:r>
+      <w:r>
+        <w:t xml:space="preserve"> recuperación de contraseña, registro de eventos de seguridad y tokens de corta duración.</w:t>
+      </w:r>
+    </w:p>
+    <w:p>
+      <w:pPr>
+        <w:pStyle w:val="ListParagraph"/>
+        <w:numPr>
+          <w:ilvl w:val="0"/>
+          <w:numId w:val="2"/>
+        </w:numPr>
+        <w:spacing w:after="60" w:line="264"/>
+        <w:jc w:val="left"/>
+      </w:pPr>
+      <w:r>
+        <w:rPr>
+          <w:b/>
+          <w:bCs/>
+        </w:rPr>
+        <w:t xml:space="preserve">Infraestructura en la nube:</w:t>
+      </w:r>
+      <w:r>
+        <w:t xml:space="preserve"> escalar la API con varias instancias, servidores más cercanos a Chile y una certificación en la nube.</w:t>
+      </w:r>
+    </w:p>
+    <w:p>
+      <w:pPr>
+        <w:pStyle w:val="Heading1"/>
+        <w:pageBreakBefore/>
+      </w:pPr>
+      <w:r>
+        <w:t xml:space="preserve">8. Conclusions</w:t>
+      </w:r>
+    </w:p>
+    <w:p>
+      <w:pPr>
+        <w:spacing w:after="120" w:line="264"/>
+        <w:jc w:val="both"/>
+      </w:pPr>
+      <w:r>
+        <w:t xml:space="preserve">The general goal of the project was achieved. Software Educativo is online and helps teachers use interactive displays with the official Chilean curriculum. Teachers can find the 324 official learning objectives for Mathematics and Language from 1st to 6th grade, create their own resources and activities, plan lessons and present them in the classroom with embedded videos and a timer. All the specific objectives were completed, some of them with adjustments that I explained in this report.</w:t>
+      </w:r>
+    </w:p>
+    <w:p>
+      <w:pPr>
+        <w:spacing w:after="120" w:line="264"/>
+        <w:jc w:val="both"/>
+      </w:pPr>
+      <w:r>
+        <w:t xml:space="preserve">The change from a minimum viable product to a complete product was the biggest challenge, because I worked alone. Kanban helped me a lot: I could change priorities without losing control, and I finished each feature with its tests and evidence before starting the next one. Publishing the application in the cloud early was also a good decision, because I could test it in real conditions.</w:t>
+      </w:r>
+    </w:p>
+    <w:p>
+      <w:pPr>
+        <w:spacing w:after="120" w:line="264"/>
+        <w:jc w:val="both"/>
+      </w:pPr>
+      <w:r>
+        <w:t xml:space="preserve">Quality was an important part of the project. I wrote 54 automated unit and security tests, tested the API, the data and the user interface, and measured performance in production. These tests helped me find real problems, for example a weak point in my first design of the login limit and a database connection limit that made the API slower. Some features are still future work, such as user roles with an administration panel and file uploads, but the platform is ready to be used and improved.</w:t>
+      </w:r>
+    </w:p>
+    <w:p>
+      <w:pPr>
+        <w:pStyle w:val="Heading1"/>
+        <w:pageBreakBefore/>
+      </w:pPr>
+      <w:r>
+        <w:t xml:space="preserve">9. Personal reflection</w:t>
+      </w:r>
+    </w:p>
+    <w:p>
+      <w:pPr>
+        <w:spacing w:after="120" w:line="264"/>
+        <w:jc w:val="both"/>
+      </w:pPr>
+      <w:r>
+        <w:t xml:space="preserve">This project was the most complete work I have done in my career. At the beginning I thought programming would be the hardest part, but I learned that planning, testing and making decisions are just as important. When my teacher asked for a complete product, I felt worried because I was working alone. Organizing the work in small steps and checking every result gave me confidence.</w:t>
+      </w:r>
+    </w:p>
+    <w:p>
+      <w:pPr>
+        <w:spacing w:after="120" w:line="264"/>
+        <w:jc w:val="both"/>
+      </w:pPr>
+      <w:r>
+        <w:t xml:space="preserve">I also learned to accept and fix my own mistakes. The security tests showed that my first idea for the login limit was not safe, and the load test showed that the database configuration was slowing down the system. Finding these problems with data, and not by guessing, was a valuable lesson for my professional life.</w:t>
+      </w:r>
+    </w:p>
+    <w:p>
+      <w:pPr>
+        <w:spacing w:after="120" w:line="264"/>
+        <w:jc w:val="both"/>
+      </w:pPr>
+      <w:r>
+        <w:t xml:space="preserve">As an area for improvement, I want to work more regularly during the week, because I did a large part of the work in a few long sessions. I also want to keep studying security and cloud infrastructure. Finally, this project confirmed my interest in full stack development with social impact. I see this problem in my job every day, and now I have a real solution that I would like to offer to schools.</w:t>
+      </w:r>
+    </w:p>
+    <w:p>
+      <w:pPr>
+        <w:pStyle w:val="Heading1"/>
+        <w:pageBreakBefore/>
+      </w:pPr>
+      <w:r>
+        <w:t xml:space="preserve">Referencias</w:t>
+      </w:r>
+    </w:p>
+    <w:p>
+      <w:pPr>
+        <w:spacing w:after="100" w:line="264"/>
+        <w:ind w:left="567" w:hanging="567"/>
+      </w:pPr>
+      <w:r>
+        <w:t xml:space="preserve">Anderson, D. J. (2010). </w:t>
+      </w:r>
+      <w:r>
+        <w:rPr>
+          <w:i/>
+          <w:iCs/>
+        </w:rPr>
+        <w:t xml:space="preserve">Kanban: Successful evolutionary change for your technology business</w:t>
+      </w:r>
+      <w:r>
+        <w:t xml:space="preserve">. Blue Hole Press.</w:t>
+      </w:r>
+    </w:p>
+    <w:p>
+      <w:pPr>
+        <w:spacing w:after="100" w:line="264"/>
+        <w:ind w:left="567" w:hanging="567"/>
+      </w:pPr>
+      <w:r>
+        <w:t xml:space="preserve">Google. (s. f.). </w:t>
+      </w:r>
+      <w:r>
+        <w:rPr>
+          <w:i/>
+          <w:iCs/>
+        </w:rPr>
+        <w:t xml:space="preserve">Web Vitals</w:t>
+      </w:r>
+      <w:r>
+        <w:t xml:space="preserve">. web.dev. https://web.dev/articles/vitals</w:t>
+      </w:r>
+    </w:p>
+    <w:p>
+      <w:pPr>
+        <w:spacing w:after="100" w:line="264"/>
+        <w:ind w:left="567" w:hanging="567"/>
+      </w:pPr>
+      <w:r>
+        <w:t xml:space="preserve">Ministerio de Educación de Chile. (2018). </w:t>
+      </w:r>
+      <w:r>
+        <w:rPr>
+          <w:i/>
+          <w:iCs/>
+        </w:rPr>
+        <w:t xml:space="preserve">Bases Curriculares Primero a Sexto Básico</w:t>
+      </w:r>
+      <w:r>
+        <w:t xml:space="preserve"> (1.ª ed.). Unidad de Currículum y Evaluación. https://www.curriculumnacional.cl/614/articles-22394_bases.pdf</w:t>
+      </w:r>
+    </w:p>
+    <w:p>
+      <w:pPr>
+        <w:spacing w:after="100" w:line="264"/>
+        <w:ind w:left="567" w:hanging="567"/>
+      </w:pPr>
+      <w:r>
+        <w:t xml:space="preserve">NestJS. (s. f.). </w:t>
+      </w:r>
+      <w:r>
+        <w:rPr>
+          <w:i/>
+          <w:iCs/>
+        </w:rPr>
+        <w:t xml:space="preserve">Documentation</w:t>
+      </w:r>
+      <w:r>
+        <w:t xml:space="preserve">. https://docs.nestjs.com</w:t>
+      </w:r>
+    </w:p>
+    <w:p>
+      <w:pPr>
+        <w:spacing w:after="100" w:line="264"/>
+        <w:ind w:left="567" w:hanging="567"/>
+      </w:pPr>
+      <w:r>
+        <w:t xml:space="preserve">OWASP Foundation. (2021). </w:t>
+      </w:r>
+      <w:r>
+        <w:rPr>
+          <w:i/>
+          <w:iCs/>
+        </w:rPr>
+        <w:t xml:space="preserve">OWASP Top 10: 2021</w:t>
+      </w:r>
+      <w:r>
+        <w:t xml:space="preserve">. https://owasp.org/Top10/</w:t>
+      </w:r>
+    </w:p>
+    <w:p>
+      <w:pPr>
+        <w:spacing w:after="100" w:line="264"/>
+        <w:ind w:left="567" w:hanging="567"/>
+      </w:pPr>
+      <w:r>
+        <w:t xml:space="preserve">Pantaleo, G. (2015). </w:t>
+      </w:r>
+      <w:r>
+        <w:rPr>
+          <w:i/>
+          <w:iCs/>
+        </w:rPr>
+        <w:t xml:space="preserve">Ingeniería de software</w:t>
+      </w:r>
+      <w:r>
+        <w:t xml:space="preserve">. Alfaomega.</w:t>
+      </w:r>
+    </w:p>
+    <w:p>
+      <w:pPr>
+        <w:spacing w:after="100" w:line="264"/>
+        <w:ind w:left="567" w:hanging="567"/>
+      </w:pPr>
+      <w:r>
+        <w:t xml:space="preserve">Prisma. (s. f.). </w:t>
+      </w:r>
+      <w:r>
+        <w:rPr>
+          <w:i/>
+          <w:iCs/>
+        </w:rPr>
+        <w:t xml:space="preserve">Prisma documentation</w:t>
+      </w:r>
+      <w:r>
+        <w:t xml:space="preserve">. https://www.prisma.io/docs</w:t>
+      </w:r>
+    </w:p>
+    <w:p>
+      <w:pPr>
+        <w:spacing w:after="100" w:line="264"/>
+        <w:ind w:left="567" w:hanging="567"/>
+      </w:pPr>
+      <w:r>
+        <w:t xml:space="preserve">Project Management Institute. (2017). </w:t>
+      </w:r>
+      <w:r>
+        <w:rPr>
+          <w:i/>
+          <w:iCs/>
+        </w:rPr>
+        <w:t xml:space="preserve">Guía de los fundamentos para la dirección de proyectos (Guía del PMBOK)</w:t>
+      </w:r>
+      <w:r>
+        <w:t xml:space="preserve"> (6.ª ed.). Project Management Institute.</w:t>
+      </w:r>
+    </w:p>
+    <w:p>
+      <w:pPr>
+        <w:spacing w:after="100" w:line="264"/>
+        <w:ind w:left="567" w:hanging="567"/>
+      </w:pPr>
+      <w:r>
+        <w:t xml:space="preserve">React. (s. f.). </w:t>
+      </w:r>
+      <w:r>
+        <w:rPr>
+          <w:i/>
+          <w:iCs/>
+        </w:rPr>
+        <w:t xml:space="preserve">React documentation</w:t>
+      </w:r>
+      <w:r>
+        <w:t xml:space="preserve">. https://react.dev</w:t>
+      </w:r>
+    </w:p>
+    <w:p>
+      <w:pPr>
+        <w:spacing w:after="100" w:line="264"/>
+        <w:ind w:left="567" w:hanging="567"/>
+      </w:pPr>
+      <w:r>
+        <w:t xml:space="preserve">Sommerville, I. (2011). </w:t>
+      </w:r>
+      <w:r>
+        <w:rPr>
+          <w:i/>
+          <w:iCs/>
+        </w:rPr>
+        <w:t xml:space="preserve">Ingeniería de software</w:t>
+      </w:r>
+      <w:r>
+        <w:t xml:space="preserve"> (9.ª ed.). Pearson.</w:t>
+      </w:r>
+    </w:p>
+    <w:p>
+      <w:pPr>
+        <w:pStyle w:val="Heading1"/>
+        <w:pageBreakBefore/>
+      </w:pPr>
+      <w:r>
+        <w:t xml:space="preserve">Anexo A. Evidencias complementarias</w:t>
+      </w:r>
+    </w:p>
+    <w:p>
+      <w:pPr>
+        <w:spacing w:after="120" w:line="264"/>
+        <w:jc w:val="both"/>
+      </w:pPr>
+      <w:r>
+        <w:t xml:space="preserve">Las evidencias completas, organizadas por etapa con su descripción, se encuentran en el repositorio. A continuación se incluyen las más representativas que no aparecen en el cuerpo del informe.</w:t>
       </w:r>
     </w:p>
     <w:p>
@@ -15590,9 +15792,9 @@
       <w:r>
         <w:drawing>
           <wp:inline distT="0" distB="0" distL="0" distR="0">
-            <wp:extent cx="5124450" cy="3600450"/>
+            <wp:extent cx="5486400" cy="3400425"/>
             <wp:effectExtent t="0" r="0" b="0" l="0"/>
-            <wp:docPr id="19" name="curr_geom.png" descr="Currículum oficial: OA de Geometría de 3° básico con sus viñetas." title="Currículum oficial: OA de Geometría de 3° básico con sus viñetas."/>
+            <wp:docPr id="19" name="sec_clase.png" descr="Diagrama de secuencia: crear una clase en el planificador." title="Diagrama de secuencia: crear una clase en el planificador."/>
             <wp:cNvGraphicFramePr>
               <a:graphicFrameLocks xmlns:a="http://schemas.openxmlformats.org/drawingml/2006/main" noChangeAspect="1"/>
             </wp:cNvGraphicFramePr>
@@ -15615,7 +15817,7 @@
                   <pic:spPr bwMode="auto">
                     <a:xfrm>
                       <a:off x="0" y="0"/>
-                      <a:ext cx="5124450" cy="3600450"/>
+                      <a:ext cx="5486400" cy="3400425"/>
                     </a:xfrm>
                     <a:prstGeom prst="rect">
                       <a:avLst/>
@@ -15650,7 +15852,7 @@
           <w:sz w:val="18"/>
           <w:szCs w:val="18"/>
         </w:rPr>
-        <w:t xml:space="preserve">Currículum oficial: OA de Geometría de 3° básico con sus viñetas.</w:t>
+        <w:t xml:space="preserve">Diagrama de secuencia: crear una clase en el planificador.</w:t>
       </w:r>
     </w:p>
     <w:p>
@@ -15662,9 +15864,9 @@
       <w:r>
         <w:drawing>
           <wp:inline distT="0" distB="0" distL="0" distR="0">
-            <wp:extent cx="5124450" cy="2266950"/>
+            <wp:extent cx="5124450" cy="4943475"/>
             <wp:effectExtent t="0" r="0" b="0" l="0"/>
-            <wp:docPr id="20" name="prod_actividades.png" descr="Actividades en producción filtradas por Ciencias Naturales, 5° básico." title="Actividades en producción filtradas por Ciencias Naturales, 5° básico."/>
+            <wp:docPr id="20" name="sec_present.png" descr="Diagrama de secuencia: presentar una clase en la pantalla interactiva." title="Diagrama de secuencia: presentar una clase en la pantalla interactiva."/>
             <wp:cNvGraphicFramePr>
               <a:graphicFrameLocks xmlns:a="http://schemas.openxmlformats.org/drawingml/2006/main" noChangeAspect="1"/>
             </wp:cNvGraphicFramePr>
@@ -15687,7 +15889,7 @@
                   <pic:spPr bwMode="auto">
                     <a:xfrm>
                       <a:off x="0" y="0"/>
-                      <a:ext cx="5124450" cy="2266950"/>
+                      <a:ext cx="5124450" cy="4943475"/>
                     </a:xfrm>
                     <a:prstGeom prst="rect">
                       <a:avLst/>
@@ -15722,7 +15924,7 @@
           <w:sz w:val="18"/>
           <w:szCs w:val="18"/>
         </w:rPr>
-        <w:t xml:space="preserve">Actividades en producción filtradas por Ciencias Naturales, 5° básico.</w:t>
+        <w:t xml:space="preserve">Diagrama de secuencia: presentar una clase en la pantalla interactiva.</w:t>
       </w:r>
     </w:p>
     <w:p>
@@ -15734,9 +15936,9 @@
       <w:r>
         <w:drawing>
           <wp:inline distT="0" distB="0" distL="0" distR="0">
-            <wp:extent cx="5124450" cy="3438525"/>
+            <wp:extent cx="5124450" cy="3600450"/>
             <wp:effectExtent t="0" r="0" b="0" l="0"/>
-            <wp:docPr id="21" name="recurso_validacion.png" descr="Validación del formulario de recursos: se rechaza un enlace javascript:." title="Validación del formulario de recursos: se rechaza un enlace javascript:."/>
+            <wp:docPr id="21" name="curr_geom.png" descr="Currículum oficial: OA de Geometría de 3° básico con sus viñetas." title="Currículum oficial: OA de Geometría de 3° básico con sus viñetas."/>
             <wp:cNvGraphicFramePr>
               <a:graphicFrameLocks xmlns:a="http://schemas.openxmlformats.org/drawingml/2006/main" noChangeAspect="1"/>
             </wp:cNvGraphicFramePr>
@@ -15759,7 +15961,7 @@
                   <pic:spPr bwMode="auto">
                     <a:xfrm>
                       <a:off x="0" y="0"/>
-                      <a:ext cx="5124450" cy="3438525"/>
+                      <a:ext cx="5124450" cy="3600450"/>
                     </a:xfrm>
                     <a:prstGeom prst="rect">
                       <a:avLst/>
@@ -15794,7 +15996,7 @@
           <w:sz w:val="18"/>
           <w:szCs w:val="18"/>
         </w:rPr>
-        <w:t xml:space="preserve">Validación del formulario de recursos: se rechaza un enlace javascript:.</w:t>
+        <w:t xml:space="preserve">Currículum oficial: OA de Geometría de 3° básico con sus viñetas.</w:t>
       </w:r>
     </w:p>
     <w:p>
@@ -15806,9 +16008,9 @@
       <w:r>
         <w:drawing>
           <wp:inline distT="0" distB="0" distL="0" distR="0">
-            <wp:extent cx="5124450" cy="2095500"/>
+            <wp:extent cx="5124450" cy="2266950"/>
             <wp:effectExtent t="0" r="0" b="0" l="0"/>
-            <wp:docPr id="22" name="rls.png" descr="Row Level Security activado en todas las tablas de Supabase." title="Row Level Security activado en todas las tablas de Supabase."/>
+            <wp:docPr id="22" name="prod_actividades.png" descr="Actividades en producción filtradas por Ciencias Naturales, 5° básico." title="Actividades en producción filtradas por Ciencias Naturales, 5° básico."/>
             <wp:cNvGraphicFramePr>
               <a:graphicFrameLocks xmlns:a="http://schemas.openxmlformats.org/drawingml/2006/main" noChangeAspect="1"/>
             </wp:cNvGraphicFramePr>
@@ -15831,7 +16033,7 @@
                   <pic:spPr bwMode="auto">
                     <a:xfrm>
                       <a:off x="0" y="0"/>
-                      <a:ext cx="5124450" cy="2095500"/>
+                      <a:ext cx="5124450" cy="2266950"/>
                     </a:xfrm>
                     <a:prstGeom prst="rect">
                       <a:avLst/>
@@ -15866,7 +16068,7 @@
           <w:sz w:val="18"/>
           <w:szCs w:val="18"/>
         </w:rPr>
-        <w:t xml:space="preserve">Row Level Security activado en todas las tablas de Supabase.</w:t>
+        <w:t xml:space="preserve">Actividades en producción filtradas por Ciencias Naturales, 5° básico.</w:t>
       </w:r>
     </w:p>
     <w:p>
@@ -15878,9 +16080,9 @@
       <w:r>
         <w:drawing>
           <wp:inline distT="0" distB="0" distL="0" distR="0">
-            <wp:extent cx="5124450" cy="2238375"/>
+            <wp:extent cx="5124450" cy="3438525"/>
             <wp:effectExtent t="0" r="0" b="0" l="0"/>
-            <wp:docPr id="23" name="render.png" descr="Despliegue exitoso del backend en Render." title="Despliegue exitoso del backend en Render."/>
+            <wp:docPr id="23" name="recurso_validacion.png" descr="Validación del formulario de recursos: se rechaza un enlace javascript:." title="Validación del formulario de recursos: se rechaza un enlace javascript:."/>
             <wp:cNvGraphicFramePr>
               <a:graphicFrameLocks xmlns:a="http://schemas.openxmlformats.org/drawingml/2006/main" noChangeAspect="1"/>
             </wp:cNvGraphicFramePr>
@@ -15903,7 +16105,7 @@
                   <pic:spPr bwMode="auto">
                     <a:xfrm>
                       <a:off x="0" y="0"/>
-                      <a:ext cx="5124450" cy="2238375"/>
+                      <a:ext cx="5124450" cy="3438525"/>
                     </a:xfrm>
                     <a:prstGeom prst="rect">
                       <a:avLst/>
@@ -15938,7 +16140,7 @@
           <w:sz w:val="18"/>
           <w:szCs w:val="18"/>
         </w:rPr>
-        <w:t xml:space="preserve">Despliegue exitoso del backend en Render.</w:t>
+        <w:t xml:space="preserve">Validación del formulario de recursos: se rechaza un enlace javascript:.</w:t>
       </w:r>
     </w:p>
     <w:p>
@@ -15950,9 +16152,9 @@
       <w:r>
         <w:drawing>
           <wp:inline distT="0" distB="0" distL="0" distR="0">
-            <wp:extent cx="5124450" cy="2295525"/>
+            <wp:extent cx="5124450" cy="2095500"/>
             <wp:effectExtent t="0" r="0" b="0" l="0"/>
-            <wp:docPr id="24" name="commits.png" descr="Historial de commits asociado a la cuenta del estudiante en GitHub." title="Historial de commits asociado a la cuenta del estudiante en GitHub."/>
+            <wp:docPr id="24" name="rls.png" descr="Row Level Security activado en todas las tablas de Supabase." title="Row Level Security activado en todas las tablas de Supabase."/>
             <wp:cNvGraphicFramePr>
               <a:graphicFrameLocks xmlns:a="http://schemas.openxmlformats.org/drawingml/2006/main" noChangeAspect="1"/>
             </wp:cNvGraphicFramePr>
@@ -15975,6 +16177,150 @@
                   <pic:spPr bwMode="auto">
                     <a:xfrm>
                       <a:off x="0" y="0"/>
+                      <a:ext cx="5124450" cy="2095500"/>
+                    </a:xfrm>
+                    <a:prstGeom prst="rect">
+                      <a:avLst/>
+                    </a:prstGeom>
+                  </pic:spPr>
+                </pic:pic>
+              </a:graphicData>
+            </a:graphic>
+          </wp:inline>
+        </w:drawing>
+      </w:r>
+    </w:p>
+    <w:p>
+      <w:pPr>
+        <w:spacing w:after="160"/>
+        <w:jc w:val="center"/>
+      </w:pPr>
+      <w:r>
+        <w:rPr>
+          <w:b/>
+          <w:bCs/>
+          <w:sz w:val="18"/>
+          <w:szCs w:val="18"/>
+        </w:rPr>
+        <w:t xml:space="preserve">Figura 23. </w:t>
+      </w:r>
+      <w:r>
+        <w:rPr>
+          <w:i/>
+          <w:iCs/>
+          <w:color w:val="555555"/>
+          <w:sz w:val="18"/>
+          <w:szCs w:val="18"/>
+        </w:rPr>
+        <w:t xml:space="preserve">Row Level Security activado en todas las tablas de Supabase.</w:t>
+      </w:r>
+    </w:p>
+    <w:p>
+      <w:pPr>
+        <w:keepNext/>
+        <w:spacing w:after="40" w:before="120"/>
+        <w:jc w:val="center"/>
+      </w:pPr>
+      <w:r>
+        <w:drawing>
+          <wp:inline distT="0" distB="0" distL="0" distR="0">
+            <wp:extent cx="5124450" cy="2238375"/>
+            <wp:effectExtent t="0" r="0" b="0" l="0"/>
+            <wp:docPr id="25" name="render.png" descr="Despliegue exitoso del backend en Render." title="Despliegue exitoso del backend en Render."/>
+            <wp:cNvGraphicFramePr>
+              <a:graphicFrameLocks xmlns:a="http://schemas.openxmlformats.org/drawingml/2006/main" noChangeAspect="1"/>
+            </wp:cNvGraphicFramePr>
+            <a:graphic xmlns:a="http://schemas.openxmlformats.org/drawingml/2006/main">
+              <a:graphicData uri="http://schemas.openxmlformats.org/drawingml/2006/picture">
+                <pic:pic xmlns:pic="http://schemas.openxmlformats.org/drawingml/2006/picture">
+                  <pic:nvPicPr>
+                    <pic:cNvPr id="0" name="" descr=""/>
+                    <pic:cNvPicPr>
+                      <a:picLocks noChangeAspect="1" noChangeArrowheads="1"/>
+                    </pic:cNvPicPr>
+                  </pic:nvPicPr>
+                  <pic:blipFill>
+                    <a:blip r:embed="rId35" cstate="none"/>
+                    <a:srcRect/>
+                    <a:stretch>
+                      <a:fillRect/>
+                    </a:stretch>
+                  </pic:blipFill>
+                  <pic:spPr bwMode="auto">
+                    <a:xfrm>
+                      <a:off x="0" y="0"/>
+                      <a:ext cx="5124450" cy="2238375"/>
+                    </a:xfrm>
+                    <a:prstGeom prst="rect">
+                      <a:avLst/>
+                    </a:prstGeom>
+                  </pic:spPr>
+                </pic:pic>
+              </a:graphicData>
+            </a:graphic>
+          </wp:inline>
+        </w:drawing>
+      </w:r>
+    </w:p>
+    <w:p>
+      <w:pPr>
+        <w:spacing w:after="160"/>
+        <w:jc w:val="center"/>
+      </w:pPr>
+      <w:r>
+        <w:rPr>
+          <w:b/>
+          <w:bCs/>
+          <w:sz w:val="18"/>
+          <w:szCs w:val="18"/>
+        </w:rPr>
+        <w:t xml:space="preserve">Figura 24. </w:t>
+      </w:r>
+      <w:r>
+        <w:rPr>
+          <w:i/>
+          <w:iCs/>
+          <w:color w:val="555555"/>
+          <w:sz w:val="18"/>
+          <w:szCs w:val="18"/>
+        </w:rPr>
+        <w:t xml:space="preserve">Despliegue exitoso del backend en Render.</w:t>
+      </w:r>
+    </w:p>
+    <w:p>
+      <w:pPr>
+        <w:keepNext/>
+        <w:spacing w:after="40" w:before="120"/>
+        <w:jc w:val="center"/>
+      </w:pPr>
+      <w:r>
+        <w:drawing>
+          <wp:inline distT="0" distB="0" distL="0" distR="0">
+            <wp:extent cx="5124450" cy="2295525"/>
+            <wp:effectExtent t="0" r="0" b="0" l="0"/>
+            <wp:docPr id="26" name="commits.png" descr="Historial de commits asociado a la cuenta del estudiante en GitHub." title="Historial de commits asociado a la cuenta del estudiante en GitHub."/>
+            <wp:cNvGraphicFramePr>
+              <a:graphicFrameLocks xmlns:a="http://schemas.openxmlformats.org/drawingml/2006/main" noChangeAspect="1"/>
+            </wp:cNvGraphicFramePr>
+            <a:graphic xmlns:a="http://schemas.openxmlformats.org/drawingml/2006/main">
+              <a:graphicData uri="http://schemas.openxmlformats.org/drawingml/2006/picture">
+                <pic:pic xmlns:pic="http://schemas.openxmlformats.org/drawingml/2006/picture">
+                  <pic:nvPicPr>
+                    <pic:cNvPr id="0" name="" descr=""/>
+                    <pic:cNvPicPr>
+                      <a:picLocks noChangeAspect="1" noChangeArrowheads="1"/>
+                    </pic:cNvPicPr>
+                  </pic:nvPicPr>
+                  <pic:blipFill>
+                    <a:blip r:embed="rId36" cstate="none"/>
+                    <a:srcRect/>
+                    <a:stretch>
+                      <a:fillRect/>
+                    </a:stretch>
+                  </pic:blipFill>
+                  <pic:spPr bwMode="auto">
+                    <a:xfrm>
+                      <a:off x="0" y="0"/>
                       <a:ext cx="5124450" cy="2295525"/>
                     </a:xfrm>
                     <a:prstGeom prst="rect">
@@ -16000,7 +16346,7 @@
           <w:sz w:val="18"/>
           <w:szCs w:val="18"/>
         </w:rPr>
-        <w:t xml:space="preserve">Figura 23. </w:t>
+        <w:t xml:space="preserve">Figura 25. </w:t>
       </w:r>
       <w:r>
         <w:rPr>
